--- a/交付成果/第4轮朗读优化版/朗读优化4周版/读书会03_四护卫禅实修_4周资料包（朗读优化版）/Word版/00_主持人总指南.docx
+++ b/交付成果/第4轮朗读优化版/朗读优化4周版/读书会03_四护卫禅实修_4周资料包（朗读优化版）/Word版/00_主持人总指南.docx
@@ -4,71 +4,72 @@
   <w:body>
     <w:p>
       <w:pPr>
-        <w:spacing w:before="160" w:after="80"/>
+        <w:jc w:val="right"/>
       </w:pPr>
       <w:r>
         <w:rPr>
-          <w:rFonts w:ascii="Microsoft YaHei" w:hAnsi="Microsoft YaHei" w:eastAsia="Microsoft YaHei"/>
+          <w:color w:val="888888"/>
+          <w:sz w:val="16"/>
+        </w:rPr>
+        <w:t>📅 最近更新：2026-09-23 23:55　|　第三版修订（4周版）：原8周连续两周合并为9环节、单讲120分钟</w:t>
+      </w:r>
+    </w:p>
+    <w:p>
+      <w:pPr>
+        <w:jc w:val="center"/>
+      </w:pPr>
+      <w:r>
+        <w:rPr>
           <w:b/>
           <w:color w:val="1F3864"/>
-          <w:sz w:val="34"/>
+          <w:sz w:val="36"/>
         </w:rPr>
         <w:t>🧑‍🤝‍🧑 主持人总指南</w:t>
       </w:r>
     </w:p>
     <w:p>
-      <w:pPr>
-        <w:spacing w:before="160" w:after="80"/>
-      </w:pPr>
       <w:r>
         <w:rPr>
-          <w:rFonts w:ascii="Microsoft YaHei" w:hAnsi="Microsoft YaHei" w:eastAsia="Microsoft YaHei"/>
           <w:b/>
           <w:color w:val="1F3864"/>
-          <w:sz w:val="28"/>
+          <w:sz w:val="26"/>
         </w:rPr>
         <w:t>读书会03：四护卫禅实修 · 零基础主持人手册</w:t>
       </w:r>
     </w:p>
     <w:p>
       <w:pPr>
-        <w:spacing w:before="40" w:after="80"/>
-        <w:ind w:left="283"/>
-        <w:shd w:val="clear" w:color="auto" w:fill="EEF2F8"/>
+        <w:ind w:left="170"/>
         <w:pBdr>
-          <w:left w:val="single" w:sz="20" w:space="6" w:color="1F3864"/>
+          <w:left w:val="single" w:sz="18" w:space="4" w:color="1F3864"/>
         </w:pBdr>
+        <w:shd w:val="clear" w:fill="F2F5FA"/>
       </w:pPr>
       <w:r>
         <w:rPr>
-          <w:sz w:val="20"/>
+          <w:b w:val="0"/>
         </w:rPr>
         <w:t xml:space="preserve">📌 </w:t>
       </w:r>
       <w:r>
         <w:rPr>
           <w:b/>
-          <w:sz w:val="20"/>
         </w:rPr>
         <w:t>这份手册是给主持人的"操作说明书"</w:t>
       </w:r>
       <w:r>
         <w:rPr>
-          <w:sz w:val="20"/>
+          <w:b w:val="0"/>
         </w:rPr>
         <w:t>。你不是老师，不需要懂禅修理论，也不需要会打坐，只需要按流程推进即可。全部4周的资料都按同一套结构设计，共读原文文字已完整写在每周文档中（无需查知识库），你只需要每周提前打开当周文档，到点推进流程。</w:t>
       </w:r>
     </w:p>
     <w:p>
-      <w:pPr>
-        <w:spacing w:before="160" w:after="80"/>
-      </w:pPr>
       <w:r>
         <w:rPr>
-          <w:rFonts w:ascii="Microsoft YaHei" w:hAnsi="Microsoft YaHei" w:eastAsia="Microsoft YaHei"/>
           <w:b/>
           <w:color w:val="1F3864"/>
-          <w:sz w:val="28"/>
+          <w:sz w:val="26"/>
         </w:rPr>
         <w:t>一、主持人角色定位</w:t>
       </w:r>
@@ -77,7 +78,6 @@
       <w:r>
         <w:rPr>
           <w:b/>
-          <w:sz w:val="21"/>
         </w:rPr>
         <w:t>你是共学旅程的同行者，不是老师。</w:t>
       </w:r>
@@ -85,133 +85,84 @@
     <w:p>
       <w:r>
         <w:rPr>
-          <w:sz w:val="21"/>
+          <w:b w:val="0"/>
         </w:rPr>
         <w:t>你负责：</w:t>
       </w:r>
     </w:p>
     <w:p>
       <w:pPr>
-        <w:ind w:left="340"/>
+        <w:pStyle w:val="ListBullet"/>
       </w:pPr>
       <w:r>
         <w:rPr>
-          <w:color w:val="1F3864"/>
-          <w:sz w:val="21"/>
-        </w:rPr>
-        <w:t xml:space="preserve">• </w:t>
-      </w:r>
-      <w:r>
-        <w:rPr>
-          <w:sz w:val="21"/>
+          <w:b w:val="0"/>
         </w:rPr>
         <w:t>✅ 把控时间节奏，确保流程顺利推进</w:t>
       </w:r>
     </w:p>
     <w:p>
       <w:pPr>
-        <w:ind w:left="340"/>
+        <w:pStyle w:val="ListBullet"/>
       </w:pPr>
       <w:r>
         <w:rPr>
-          <w:color w:val="1F3864"/>
-          <w:sz w:val="21"/>
-        </w:rPr>
-        <w:t xml:space="preserve">• </w:t>
-      </w:r>
-      <w:r>
-        <w:rPr>
-          <w:sz w:val="21"/>
+          <w:b w:val="0"/>
         </w:rPr>
         <w:t>✅ 营造安全、开放的交流氛围</w:t>
       </w:r>
     </w:p>
     <w:p>
       <w:pPr>
-        <w:ind w:left="340"/>
+        <w:pStyle w:val="ListBullet"/>
       </w:pPr>
       <w:r>
         <w:rPr>
-          <w:color w:val="1F3864"/>
-          <w:sz w:val="21"/>
-        </w:rPr>
-        <w:t xml:space="preserve">• </w:t>
-      </w:r>
-      <w:r>
-        <w:rPr>
-          <w:sz w:val="21"/>
+          <w:b w:val="0"/>
         </w:rPr>
         <w:t>✅ 朗读引导问题，但不提供标准答案</w:t>
       </w:r>
     </w:p>
     <w:p>
       <w:pPr>
-        <w:ind w:left="340"/>
+        <w:pStyle w:val="ListBullet"/>
       </w:pPr>
       <w:r>
         <w:rPr>
-          <w:color w:val="1F3864"/>
-          <w:sz w:val="21"/>
-        </w:rPr>
-        <w:t xml:space="preserve">• </w:t>
-      </w:r>
-      <w:r>
-        <w:rPr>
-          <w:sz w:val="21"/>
+          <w:b w:val="0"/>
         </w:rPr>
         <w:t>✅ 鼓励每位参与者发言，避免个别人主导讨论</w:t>
       </w:r>
     </w:p>
     <w:p>
       <w:pPr>
-        <w:ind w:left="340"/>
+        <w:pStyle w:val="ListBullet"/>
       </w:pPr>
       <w:r>
         <w:rPr>
-          <w:color w:val="1F3864"/>
-          <w:sz w:val="21"/>
-        </w:rPr>
-        <w:t xml:space="preserve">• </w:t>
-      </w:r>
-      <w:r>
-        <w:rPr>
-          <w:sz w:val="21"/>
+          <w:b w:val="0"/>
         </w:rPr>
         <w:t>✅ 在跑题时温和拉回主题</w:t>
       </w:r>
     </w:p>
     <w:p>
       <w:pPr>
-        <w:ind w:left="340"/>
+        <w:pStyle w:val="ListBullet"/>
       </w:pPr>
       <w:r>
         <w:rPr>
-          <w:color w:val="1F3864"/>
-          <w:sz w:val="21"/>
-        </w:rPr>
-        <w:t xml:space="preserve">• </w:t>
-      </w:r>
-      <w:r>
-        <w:rPr>
-          <w:sz w:val="21"/>
+          <w:b w:val="0"/>
         </w:rPr>
         <w:t>✅ 带领每周的四护卫禅练习（照读引导词即可）</w:t>
       </w:r>
     </w:p>
     <w:p>
       <w:pPr>
-        <w:ind w:left="340"/>
+        <w:pStyle w:val="ListBullet"/>
       </w:pPr>
       <w:r>
         <w:rPr>
-          <w:color w:val="1F3864"/>
-          <w:sz w:val="21"/>
-        </w:rPr>
-        <w:t xml:space="preserve">• </w:t>
-      </w:r>
-      <w:r>
-        <w:rPr>
-          <w:sz w:val="21"/>
+          <w:b w:val="0"/>
         </w:rPr>
         <w:t>✅ 最后带领简短回向</w:t>
       </w:r>
@@ -219,106 +170,73 @@
     <w:p>
       <w:r>
         <w:rPr>
-          <w:sz w:val="21"/>
+          <w:b w:val="0"/>
         </w:rPr>
         <w:t>你</w:t>
       </w:r>
       <w:r>
         <w:rPr>
           <w:b/>
-          <w:sz w:val="21"/>
         </w:rPr>
         <w:t>不需要</w:t>
       </w:r>
       <w:r>
         <w:rPr>
-          <w:sz w:val="21"/>
+          <w:b w:val="0"/>
         </w:rPr>
         <w:t>：</w:t>
       </w:r>
     </w:p>
     <w:p>
       <w:pPr>
-        <w:ind w:left="340"/>
+        <w:pStyle w:val="ListBullet"/>
       </w:pPr>
       <w:r>
         <w:rPr>
-          <w:color w:val="1F3864"/>
-          <w:sz w:val="21"/>
-        </w:rPr>
-        <w:t xml:space="preserve">• </w:t>
-      </w:r>
-      <w:r>
-        <w:rPr>
-          <w:sz w:val="21"/>
+          <w:b w:val="0"/>
         </w:rPr>
         <w:t>❌ 提前学习禅修理论</w:t>
       </w:r>
     </w:p>
     <w:p>
       <w:pPr>
-        <w:ind w:left="340"/>
+        <w:pStyle w:val="ListBullet"/>
       </w:pPr>
       <w:r>
         <w:rPr>
-          <w:color w:val="1F3864"/>
-          <w:sz w:val="21"/>
-        </w:rPr>
-        <w:t xml:space="preserve">• </w:t>
-      </w:r>
-      <w:r>
-        <w:rPr>
-          <w:sz w:val="21"/>
+          <w:b w:val="0"/>
         </w:rPr>
         <w:t>❌ 回答"我这样忆念对不对""我观想不出来怎么办"之类的知识问题</w:t>
       </w:r>
     </w:p>
     <w:p>
       <w:pPr>
-        <w:ind w:left="340"/>
+        <w:pStyle w:val="ListBullet"/>
       </w:pPr>
       <w:r>
         <w:rPr>
-          <w:color w:val="1F3864"/>
-          <w:sz w:val="21"/>
-        </w:rPr>
-        <w:t xml:space="preserve">• </w:t>
-      </w:r>
-      <w:r>
-        <w:rPr>
-          <w:sz w:val="21"/>
+          <w:b w:val="0"/>
         </w:rPr>
         <w:t>❌ 解释原文的意思</w:t>
       </w:r>
     </w:p>
     <w:p>
       <w:pPr>
-        <w:ind w:left="340"/>
+        <w:pStyle w:val="ListBullet"/>
       </w:pPr>
       <w:r>
         <w:rPr>
-          <w:color w:val="1F3864"/>
-          <w:sz w:val="21"/>
-        </w:rPr>
-        <w:t xml:space="preserve">• </w:t>
-      </w:r>
-      <w:r>
-        <w:rPr>
-          <w:sz w:val="21"/>
+          <w:b w:val="0"/>
         </w:rPr>
         <w:t>❌ 纠正别人"理解错了"</w:t>
       </w:r>
     </w:p>
     <w:p>
-      <w:pPr>
-        <w:spacing w:before="160" w:after="80"/>
-      </w:pPr>
       <w:r>
         <w:rPr>
-          <w:rFonts w:ascii="Microsoft YaHei" w:hAnsi="Microsoft YaHei" w:eastAsia="Microsoft YaHei"/>
           <w:b/>
           <w:color w:val="1F3864"/>
-          <w:sz w:val="28"/>
+          <w:sz w:val="26"/>
         </w:rPr>
         <w:t>二、每周课程的标准流程（2小时 = 120分钟 · 9环节）</w:t>
       </w:r>
@@ -327,7 +245,6 @@
       <w:tblPr>
         <w:tblStyle w:val="TableGrid"/>
         <w:tblW w:type="auto" w:w="0"/>
-        <w:jc w:val="center"/>
         <w:tblLook w:firstColumn="1" w:firstRow="1" w:lastColumn="0" w:lastRow="0" w:noHBand="0" w:noVBand="1" w:val="04A0"/>
       </w:tblPr>
       <w:tblGrid>
@@ -340,17 +257,20 @@
         <w:tc>
           <w:tcPr>
             <w:tcW w:type="dxa" w:w="2409"/>
-            <w:shd w:val="clear" w:color="auto" w:fill="1F3864"/>
+            <w:shd w:val="clear" w:fill="1F3864"/>
           </w:tcPr>
           <w:p>
-            <w:pPr>
-              <w:spacing w:after="20"/>
-            </w:pPr>
             <w:r>
               <w:rPr>
-                <w:b/>
                 <w:color w:val="FFFFFF"/>
-                <w:sz w:val="19"/>
+                <w:sz w:val="18"/>
+              </w:rPr>
+            </w:r>
+            <w:r>
+              <w:rPr>
+                <w:b w:val="0"/>
+                <w:color w:val="FFFFFF"/>
+                <w:sz w:val="18"/>
               </w:rPr>
               <w:t>环节</w:t>
             </w:r>
@@ -359,17 +279,20 @@
         <w:tc>
           <w:tcPr>
             <w:tcW w:type="dxa" w:w="2409"/>
-            <w:shd w:val="clear" w:color="auto" w:fill="1F3864"/>
+            <w:shd w:val="clear" w:fill="1F3864"/>
           </w:tcPr>
           <w:p>
-            <w:pPr>
-              <w:spacing w:after="20"/>
-            </w:pPr>
             <w:r>
               <w:rPr>
-                <w:b/>
                 <w:color w:val="FFFFFF"/>
-                <w:sz w:val="19"/>
+                <w:sz w:val="18"/>
+              </w:rPr>
+            </w:r>
+            <w:r>
+              <w:rPr>
+                <w:b w:val="0"/>
+                <w:color w:val="FFFFFF"/>
+                <w:sz w:val="18"/>
               </w:rPr>
               <w:t>时长</w:t>
             </w:r>
@@ -378,17 +301,20 @@
         <w:tc>
           <w:tcPr>
             <w:tcW w:type="dxa" w:w="2409"/>
-            <w:shd w:val="clear" w:color="auto" w:fill="1F3864"/>
+            <w:shd w:val="clear" w:fill="1F3864"/>
           </w:tcPr>
           <w:p>
-            <w:pPr>
-              <w:spacing w:after="20"/>
-            </w:pPr>
             <w:r>
               <w:rPr>
-                <w:b/>
                 <w:color w:val="FFFFFF"/>
-                <w:sz w:val="19"/>
+                <w:sz w:val="18"/>
+              </w:rPr>
+            </w:r>
+            <w:r>
+              <w:rPr>
+                <w:b w:val="0"/>
+                <w:color w:val="FFFFFF"/>
+                <w:sz w:val="18"/>
               </w:rPr>
               <w:t>做什么</w:t>
             </w:r>
@@ -397,17 +323,20 @@
         <w:tc>
           <w:tcPr>
             <w:tcW w:type="dxa" w:w="2409"/>
-            <w:shd w:val="clear" w:color="auto" w:fill="1F3864"/>
+            <w:shd w:val="clear" w:fill="1F3864"/>
           </w:tcPr>
           <w:p>
-            <w:pPr>
-              <w:spacing w:after="20"/>
-            </w:pPr>
             <w:r>
               <w:rPr>
-                <w:b/>
                 <w:color w:val="FFFFFF"/>
-                <w:sz w:val="19"/>
+                <w:sz w:val="18"/>
+              </w:rPr>
+            </w:r>
+            <w:r>
+              <w:rPr>
+                <w:b w:val="0"/>
+                <w:color w:val="FFFFFF"/>
+                <w:sz w:val="18"/>
               </w:rPr>
               <w:t>主持人要做的事</w:t>
             </w:r>
@@ -420,19 +349,22 @@
             <w:tcW w:type="dxa" w:w="2409"/>
           </w:tcPr>
           <w:p>
-            <w:pPr>
-              <w:spacing w:after="20"/>
-            </w:pPr>
             <w:r>
               <w:rPr>
-                <w:sz w:val="19"/>
+                <w:sz w:val="18"/>
+              </w:rPr>
+            </w:r>
+            <w:r>
+              <w:rPr>
+                <w:b w:val="0"/>
+                <w:sz w:val="18"/>
               </w:rPr>
               <w:t xml:space="preserve">🧘 </w:t>
             </w:r>
             <w:r>
               <w:rPr>
                 <w:b/>
-                <w:sz w:val="19"/>
+                <w:sz w:val="18"/>
               </w:rPr>
               <w:t>静心开场</w:t>
             </w:r>
@@ -443,12 +375,15 @@
             <w:tcW w:type="dxa" w:w="2409"/>
           </w:tcPr>
           <w:p>
-            <w:pPr>
-              <w:spacing w:after="20"/>
-            </w:pPr>
             <w:r>
               <w:rPr>
-                <w:sz w:val="19"/>
+                <w:sz w:val="18"/>
+              </w:rPr>
+            </w:r>
+            <w:r>
+              <w:rPr>
+                <w:b w:val="0"/>
+                <w:sz w:val="18"/>
               </w:rPr>
               <w:t>10 min</w:t>
             </w:r>
@@ -459,12 +394,15 @@
             <w:tcW w:type="dxa" w:w="2409"/>
           </w:tcPr>
           <w:p>
-            <w:pPr>
-              <w:spacing w:after="20"/>
-            </w:pPr>
             <w:r>
               <w:rPr>
-                <w:sz w:val="19"/>
+                <w:sz w:val="18"/>
+              </w:rPr>
+            </w:r>
+            <w:r>
+              <w:rPr>
+                <w:b w:val="0"/>
+                <w:sz w:val="18"/>
               </w:rPr>
               <w:t>简短静坐调息（1-2分钟），进入本周主题</w:t>
             </w:r>
@@ -475,12 +413,15 @@
             <w:tcW w:type="dxa" w:w="2409"/>
           </w:tcPr>
           <w:p>
-            <w:pPr>
-              <w:spacing w:after="20"/>
-            </w:pPr>
             <w:r>
               <w:rPr>
-                <w:sz w:val="19"/>
+                <w:sz w:val="18"/>
+              </w:rPr>
+            </w:r>
+            <w:r>
+              <w:rPr>
+                <w:b w:val="0"/>
+                <w:sz w:val="18"/>
               </w:rPr>
               <w:t>带一句"我们先静坐一分钟，关注呼吸"</w:t>
             </w:r>
@@ -491,22 +432,25 @@
         <w:tc>
           <w:tcPr>
             <w:tcW w:type="dxa" w:w="2409"/>
-            <w:shd w:val="clear" w:color="auto" w:fill="F2F2F2"/>
+            <w:shd w:val="clear" w:fill="F2F5FA"/>
           </w:tcPr>
           <w:p>
-            <w:pPr>
-              <w:spacing w:after="20"/>
-            </w:pPr>
             <w:r>
               <w:rPr>
-                <w:sz w:val="19"/>
+                <w:sz w:val="18"/>
+              </w:rPr>
+            </w:r>
+            <w:r>
+              <w:rPr>
+                <w:b w:val="0"/>
+                <w:sz w:val="18"/>
               </w:rPr>
               <w:t xml:space="preserve">📖 </w:t>
             </w:r>
             <w:r>
               <w:rPr>
                 <w:b/>
-                <w:sz w:val="19"/>
+                <w:sz w:val="18"/>
               </w:rPr>
               <w:t>共读原文1</w:t>
             </w:r>
@@ -515,15 +459,18 @@
         <w:tc>
           <w:tcPr>
             <w:tcW w:type="dxa" w:w="2409"/>
-            <w:shd w:val="clear" w:color="auto" w:fill="F2F2F2"/>
+            <w:shd w:val="clear" w:fill="F2F5FA"/>
           </w:tcPr>
           <w:p>
-            <w:pPr>
-              <w:spacing w:after="20"/>
-            </w:pPr>
             <w:r>
               <w:rPr>
-                <w:sz w:val="19"/>
+                <w:sz w:val="18"/>
+              </w:rPr>
+            </w:r>
+            <w:r>
+              <w:rPr>
+                <w:b w:val="0"/>
+                <w:sz w:val="18"/>
               </w:rPr>
               <w:t>20 min</w:t>
             </w:r>
@@ -532,15 +479,18 @@
         <w:tc>
           <w:tcPr>
             <w:tcW w:type="dxa" w:w="2409"/>
-            <w:shd w:val="clear" w:color="auto" w:fill="F2F2F2"/>
+            <w:shd w:val="clear" w:fill="F2F5FA"/>
           </w:tcPr>
           <w:p>
-            <w:pPr>
-              <w:spacing w:after="20"/>
-            </w:pPr>
             <w:r>
               <w:rPr>
-                <w:sz w:val="19"/>
+                <w:sz w:val="18"/>
+              </w:rPr>
+            </w:r>
+            <w:r>
+              <w:rPr>
+                <w:b w:val="0"/>
+                <w:sz w:val="18"/>
               </w:rPr>
               <w:t>打开共读原文1，全体默读或轮流朗读重点段落</w:t>
             </w:r>
@@ -549,15 +499,18 @@
         <w:tc>
           <w:tcPr>
             <w:tcW w:type="dxa" w:w="2409"/>
-            <w:shd w:val="clear" w:color="auto" w:fill="F2F2F2"/>
+            <w:shd w:val="clear" w:fill="F2F5FA"/>
           </w:tcPr>
           <w:p>
-            <w:pPr>
-              <w:spacing w:after="20"/>
-            </w:pPr>
             <w:r>
               <w:rPr>
-                <w:sz w:val="19"/>
+                <w:sz w:val="18"/>
+              </w:rPr>
+            </w:r>
+            <w:r>
+              <w:rPr>
+                <w:b w:val="0"/>
+                <w:sz w:val="18"/>
               </w:rPr>
               <w:t>提前打印或共享屏幕，计时</w:t>
             </w:r>
@@ -570,19 +523,22 @@
             <w:tcW w:type="dxa" w:w="2409"/>
           </w:tcPr>
           <w:p>
-            <w:pPr>
-              <w:spacing w:after="20"/>
-            </w:pPr>
             <w:r>
               <w:rPr>
-                <w:sz w:val="19"/>
+                <w:sz w:val="18"/>
+              </w:rPr>
+            </w:r>
+            <w:r>
+              <w:rPr>
+                <w:b w:val="0"/>
+                <w:sz w:val="18"/>
               </w:rPr>
               <w:t xml:space="preserve">💬 </w:t>
             </w:r>
             <w:r>
               <w:rPr>
                 <w:b/>
-                <w:sz w:val="19"/>
+                <w:sz w:val="18"/>
               </w:rPr>
               <w:t>第一轮分享</w:t>
             </w:r>
@@ -593,12 +549,15 @@
             <w:tcW w:type="dxa" w:w="2409"/>
           </w:tcPr>
           <w:p>
-            <w:pPr>
-              <w:spacing w:after="20"/>
-            </w:pPr>
             <w:r>
               <w:rPr>
-                <w:sz w:val="19"/>
+                <w:sz w:val="18"/>
+              </w:rPr>
+            </w:r>
+            <w:r>
+              <w:rPr>
+                <w:b w:val="0"/>
+                <w:sz w:val="18"/>
               </w:rPr>
               <w:t>10 min</w:t>
             </w:r>
@@ -609,12 +568,15 @@
             <w:tcW w:type="dxa" w:w="2409"/>
           </w:tcPr>
           <w:p>
-            <w:pPr>
-              <w:spacing w:after="20"/>
-            </w:pPr>
             <w:r>
               <w:rPr>
-                <w:sz w:val="19"/>
+                <w:sz w:val="18"/>
+              </w:rPr>
+            </w:r>
+            <w:r>
+              <w:rPr>
+                <w:b w:val="0"/>
+                <w:sz w:val="18"/>
               </w:rPr>
               <w:t>每人轮流分享："最触动我的一句话/一个观点是什么？"</w:t>
             </w:r>
@@ -625,12 +587,15 @@
             <w:tcW w:type="dxa" w:w="2409"/>
           </w:tcPr>
           <w:p>
-            <w:pPr>
-              <w:spacing w:after="20"/>
-            </w:pPr>
             <w:r>
               <w:rPr>
-                <w:sz w:val="19"/>
+                <w:sz w:val="18"/>
+              </w:rPr>
+            </w:r>
+            <w:r>
+              <w:rPr>
+                <w:b w:val="0"/>
+                <w:sz w:val="18"/>
               </w:rPr>
               <w:t>主持第一个分享，营造安全氛围</w:t>
             </w:r>
@@ -641,22 +606,25 @@
         <w:tc>
           <w:tcPr>
             <w:tcW w:type="dxa" w:w="2409"/>
-            <w:shd w:val="clear" w:color="auto" w:fill="F2F2F2"/>
+            <w:shd w:val="clear" w:fill="F2F5FA"/>
           </w:tcPr>
           <w:p>
-            <w:pPr>
-              <w:spacing w:after="20"/>
-            </w:pPr>
             <w:r>
               <w:rPr>
-                <w:sz w:val="19"/>
+                <w:sz w:val="18"/>
+              </w:rPr>
+            </w:r>
+            <w:r>
+              <w:rPr>
+                <w:b w:val="0"/>
+                <w:sz w:val="18"/>
               </w:rPr>
               <w:t xml:space="preserve">🎯 </w:t>
             </w:r>
             <w:r>
               <w:rPr>
                 <w:b/>
-                <w:sz w:val="19"/>
+                <w:sz w:val="18"/>
               </w:rPr>
               <w:t>第一轮主题讨论</w:t>
             </w:r>
@@ -665,15 +633,18 @@
         <w:tc>
           <w:tcPr>
             <w:tcW w:type="dxa" w:w="2409"/>
-            <w:shd w:val="clear" w:color="auto" w:fill="F2F2F2"/>
+            <w:shd w:val="clear" w:fill="F2F5FA"/>
           </w:tcPr>
           <w:p>
-            <w:pPr>
-              <w:spacing w:after="20"/>
-            </w:pPr>
             <w:r>
               <w:rPr>
-                <w:sz w:val="19"/>
+                <w:sz w:val="18"/>
+              </w:rPr>
+            </w:r>
+            <w:r>
+              <w:rPr>
+                <w:b w:val="0"/>
+                <w:sz w:val="18"/>
               </w:rPr>
               <w:t>10 min</w:t>
             </w:r>
@@ -682,15 +653,18 @@
         <w:tc>
           <w:tcPr>
             <w:tcW w:type="dxa" w:w="2409"/>
-            <w:shd w:val="clear" w:color="auto" w:fill="F2F2F2"/>
+            <w:shd w:val="clear" w:fill="F2F5FA"/>
           </w:tcPr>
           <w:p>
-            <w:pPr>
-              <w:spacing w:after="20"/>
-            </w:pPr>
             <w:r>
               <w:rPr>
-                <w:sz w:val="19"/>
+                <w:sz w:val="18"/>
+              </w:rPr>
+            </w:r>
+            <w:r>
+              <w:rPr>
+                <w:b w:val="0"/>
+                <w:sz w:val="18"/>
               </w:rPr>
               <w:t>围绕共读原文1的2-3个引导问题开放式讨论</w:t>
             </w:r>
@@ -699,15 +673,18 @@
         <w:tc>
           <w:tcPr>
             <w:tcW w:type="dxa" w:w="2409"/>
-            <w:shd w:val="clear" w:color="auto" w:fill="F2F2F2"/>
+            <w:shd w:val="clear" w:fill="F2F5FA"/>
           </w:tcPr>
           <w:p>
-            <w:pPr>
-              <w:spacing w:after="20"/>
-            </w:pPr>
             <w:r>
               <w:rPr>
-                <w:sz w:val="19"/>
+                <w:sz w:val="18"/>
+              </w:rPr>
+            </w:r>
+            <w:r>
+              <w:rPr>
+                <w:b w:val="0"/>
+                <w:sz w:val="18"/>
               </w:rPr>
               <w:t>朗读问题，引导讨论，不提供答案</w:t>
             </w:r>
@@ -720,19 +697,22 @@
             <w:tcW w:type="dxa" w:w="2409"/>
           </w:tcPr>
           <w:p>
-            <w:pPr>
-              <w:spacing w:after="20"/>
-            </w:pPr>
             <w:r>
               <w:rPr>
-                <w:sz w:val="19"/>
+                <w:sz w:val="18"/>
+              </w:rPr>
+            </w:r>
+            <w:r>
+              <w:rPr>
+                <w:b w:val="0"/>
+                <w:sz w:val="18"/>
               </w:rPr>
               <w:t xml:space="preserve">🧘 </w:t>
             </w:r>
             <w:r>
               <w:rPr>
                 <w:b/>
-                <w:sz w:val="19"/>
+                <w:sz w:val="18"/>
               </w:rPr>
               <w:t>禅修练习</w:t>
             </w:r>
@@ -743,12 +723,15 @@
             <w:tcW w:type="dxa" w:w="2409"/>
           </w:tcPr>
           <w:p>
-            <w:pPr>
-              <w:spacing w:after="20"/>
-            </w:pPr>
             <w:r>
               <w:rPr>
-                <w:sz w:val="19"/>
+                <w:sz w:val="18"/>
+              </w:rPr>
+            </w:r>
+            <w:r>
+              <w:rPr>
+                <w:b w:val="0"/>
+                <w:sz w:val="18"/>
               </w:rPr>
               <w:t>15 min</w:t>
             </w:r>
@@ -759,12 +742,15 @@
             <w:tcW w:type="dxa" w:w="2409"/>
           </w:tcPr>
           <w:p>
-            <w:pPr>
-              <w:spacing w:after="20"/>
-            </w:pPr>
             <w:r>
               <w:rPr>
-                <w:sz w:val="19"/>
+                <w:sz w:val="18"/>
+              </w:rPr>
+            </w:r>
+            <w:r>
+              <w:rPr>
+                <w:b w:val="0"/>
+                <w:sz w:val="18"/>
               </w:rPr>
               <w:t>由主持人带领做本周练习（含两段原周次引导词）</w:t>
             </w:r>
@@ -775,12 +761,15 @@
             <w:tcW w:type="dxa" w:w="2409"/>
           </w:tcPr>
           <w:p>
-            <w:pPr>
-              <w:spacing w:after="20"/>
-            </w:pPr>
             <w:r>
               <w:rPr>
-                <w:sz w:val="19"/>
+                <w:sz w:val="18"/>
+              </w:rPr>
+            </w:r>
+            <w:r>
+              <w:rPr>
+                <w:b w:val="0"/>
+                <w:sz w:val="18"/>
               </w:rPr>
               <w:t>照读引导词，不评价对错</w:t>
             </w:r>
@@ -791,22 +780,25 @@
         <w:tc>
           <w:tcPr>
             <w:tcW w:type="dxa" w:w="2409"/>
-            <w:shd w:val="clear" w:color="auto" w:fill="F2F2F2"/>
+            <w:shd w:val="clear" w:fill="F2F5FA"/>
           </w:tcPr>
           <w:p>
-            <w:pPr>
-              <w:spacing w:after="20"/>
-            </w:pPr>
             <w:r>
               <w:rPr>
-                <w:sz w:val="19"/>
+                <w:sz w:val="18"/>
+              </w:rPr>
+            </w:r>
+            <w:r>
+              <w:rPr>
+                <w:b w:val="0"/>
+                <w:sz w:val="18"/>
               </w:rPr>
               <w:t xml:space="preserve">📖 </w:t>
             </w:r>
             <w:r>
               <w:rPr>
                 <w:b/>
-                <w:sz w:val="19"/>
+                <w:sz w:val="18"/>
               </w:rPr>
               <w:t>共读原文2</w:t>
             </w:r>
@@ -815,15 +807,18 @@
         <w:tc>
           <w:tcPr>
             <w:tcW w:type="dxa" w:w="2409"/>
-            <w:shd w:val="clear" w:color="auto" w:fill="F2F2F2"/>
+            <w:shd w:val="clear" w:fill="F2F5FA"/>
           </w:tcPr>
           <w:p>
-            <w:pPr>
-              <w:spacing w:after="20"/>
-            </w:pPr>
             <w:r>
               <w:rPr>
-                <w:sz w:val="19"/>
+                <w:sz w:val="18"/>
+              </w:rPr>
+            </w:r>
+            <w:r>
+              <w:rPr>
+                <w:b w:val="0"/>
+                <w:sz w:val="18"/>
               </w:rPr>
               <w:t>20 min</w:t>
             </w:r>
@@ -832,15 +827,18 @@
         <w:tc>
           <w:tcPr>
             <w:tcW w:type="dxa" w:w="2409"/>
-            <w:shd w:val="clear" w:color="auto" w:fill="F2F2F2"/>
+            <w:shd w:val="clear" w:fill="F2F5FA"/>
           </w:tcPr>
           <w:p>
-            <w:pPr>
-              <w:spacing w:after="20"/>
-            </w:pPr>
             <w:r>
               <w:rPr>
-                <w:sz w:val="19"/>
+                <w:sz w:val="18"/>
+              </w:rPr>
+            </w:r>
+            <w:r>
+              <w:rPr>
+                <w:b w:val="0"/>
+                <w:sz w:val="18"/>
               </w:rPr>
               <w:t>打开共读原文2，全体默读或轮流朗读重点段落</w:t>
             </w:r>
@@ -849,15 +847,18 @@
         <w:tc>
           <w:tcPr>
             <w:tcW w:type="dxa" w:w="2409"/>
-            <w:shd w:val="clear" w:color="auto" w:fill="F2F2F2"/>
+            <w:shd w:val="clear" w:fill="F2F5FA"/>
           </w:tcPr>
           <w:p>
-            <w:pPr>
-              <w:spacing w:after="20"/>
-            </w:pPr>
             <w:r>
               <w:rPr>
-                <w:sz w:val="19"/>
+                <w:sz w:val="18"/>
+              </w:rPr>
+            </w:r>
+            <w:r>
+              <w:rPr>
+                <w:b w:val="0"/>
+                <w:sz w:val="18"/>
               </w:rPr>
               <w:t>计时</w:t>
             </w:r>
@@ -870,19 +871,22 @@
             <w:tcW w:type="dxa" w:w="2409"/>
           </w:tcPr>
           <w:p>
-            <w:pPr>
-              <w:spacing w:after="20"/>
-            </w:pPr>
             <w:r>
               <w:rPr>
-                <w:sz w:val="19"/>
+                <w:sz w:val="18"/>
+              </w:rPr>
+            </w:r>
+            <w:r>
+              <w:rPr>
+                <w:b w:val="0"/>
+                <w:sz w:val="18"/>
               </w:rPr>
               <w:t xml:space="preserve">💬 </w:t>
             </w:r>
             <w:r>
               <w:rPr>
                 <w:b/>
-                <w:sz w:val="19"/>
+                <w:sz w:val="18"/>
               </w:rPr>
               <w:t>第二轮分享</w:t>
             </w:r>
@@ -893,12 +897,15 @@
             <w:tcW w:type="dxa" w:w="2409"/>
           </w:tcPr>
           <w:p>
-            <w:pPr>
-              <w:spacing w:after="20"/>
-            </w:pPr>
             <w:r>
               <w:rPr>
-                <w:sz w:val="19"/>
+                <w:sz w:val="18"/>
+              </w:rPr>
+            </w:r>
+            <w:r>
+              <w:rPr>
+                <w:b w:val="0"/>
+                <w:sz w:val="18"/>
               </w:rPr>
               <w:t>10 min</w:t>
             </w:r>
@@ -909,12 +916,15 @@
             <w:tcW w:type="dxa" w:w="2409"/>
           </w:tcPr>
           <w:p>
-            <w:pPr>
-              <w:spacing w:after="20"/>
-            </w:pPr>
             <w:r>
               <w:rPr>
-                <w:sz w:val="19"/>
+                <w:sz w:val="18"/>
+              </w:rPr>
+            </w:r>
+            <w:r>
+              <w:rPr>
+                <w:b w:val="0"/>
+                <w:sz w:val="18"/>
               </w:rPr>
               <w:t>每人轮流分享</w:t>
             </w:r>
@@ -925,12 +935,15 @@
             <w:tcW w:type="dxa" w:w="2409"/>
           </w:tcPr>
           <w:p>
-            <w:pPr>
-              <w:spacing w:after="20"/>
-            </w:pPr>
             <w:r>
               <w:rPr>
-                <w:sz w:val="19"/>
+                <w:sz w:val="18"/>
+              </w:rPr>
+            </w:r>
+            <w:r>
+              <w:rPr>
+                <w:b w:val="0"/>
+                <w:sz w:val="18"/>
               </w:rPr>
               <w:t>主持第一个分享</w:t>
             </w:r>
@@ -941,22 +954,25 @@
         <w:tc>
           <w:tcPr>
             <w:tcW w:type="dxa" w:w="2409"/>
-            <w:shd w:val="clear" w:color="auto" w:fill="F2F2F2"/>
+            <w:shd w:val="clear" w:fill="F2F5FA"/>
           </w:tcPr>
           <w:p>
-            <w:pPr>
-              <w:spacing w:after="20"/>
-            </w:pPr>
             <w:r>
               <w:rPr>
-                <w:sz w:val="19"/>
+                <w:sz w:val="18"/>
+              </w:rPr>
+            </w:r>
+            <w:r>
+              <w:rPr>
+                <w:b w:val="0"/>
+                <w:sz w:val="18"/>
               </w:rPr>
               <w:t xml:space="preserve">🎯 </w:t>
             </w:r>
             <w:r>
               <w:rPr>
                 <w:b/>
-                <w:sz w:val="19"/>
+                <w:sz w:val="18"/>
               </w:rPr>
               <w:t>第二轮主题讨论</w:t>
             </w:r>
@@ -965,15 +981,18 @@
         <w:tc>
           <w:tcPr>
             <w:tcW w:type="dxa" w:w="2409"/>
-            <w:shd w:val="clear" w:color="auto" w:fill="F2F2F2"/>
+            <w:shd w:val="clear" w:fill="F2F5FA"/>
           </w:tcPr>
           <w:p>
-            <w:pPr>
-              <w:spacing w:after="20"/>
-            </w:pPr>
             <w:r>
               <w:rPr>
-                <w:sz w:val="19"/>
+                <w:sz w:val="18"/>
+              </w:rPr>
+            </w:r>
+            <w:r>
+              <w:rPr>
+                <w:b w:val="0"/>
+                <w:sz w:val="18"/>
               </w:rPr>
               <w:t>10 min</w:t>
             </w:r>
@@ -982,15 +1001,18 @@
         <w:tc>
           <w:tcPr>
             <w:tcW w:type="dxa" w:w="2409"/>
-            <w:shd w:val="clear" w:color="auto" w:fill="F2F2F2"/>
+            <w:shd w:val="clear" w:fill="F2F5FA"/>
           </w:tcPr>
           <w:p>
-            <w:pPr>
-              <w:spacing w:after="20"/>
-            </w:pPr>
             <w:r>
               <w:rPr>
-                <w:sz w:val="19"/>
+                <w:sz w:val="18"/>
+              </w:rPr>
+            </w:r>
+            <w:r>
+              <w:rPr>
+                <w:b w:val="0"/>
+                <w:sz w:val="18"/>
               </w:rPr>
               <w:t>围绕共读原文2的引导问题讨论</w:t>
             </w:r>
@@ -999,15 +1021,18 @@
         <w:tc>
           <w:tcPr>
             <w:tcW w:type="dxa" w:w="2409"/>
-            <w:shd w:val="clear" w:color="auto" w:fill="F2F2F2"/>
+            <w:shd w:val="clear" w:fill="F2F5FA"/>
           </w:tcPr>
           <w:p>
-            <w:pPr>
-              <w:spacing w:after="20"/>
-            </w:pPr>
             <w:r>
               <w:rPr>
-                <w:sz w:val="19"/>
+                <w:sz w:val="18"/>
+              </w:rPr>
+            </w:r>
+            <w:r>
+              <w:rPr>
+                <w:b w:val="0"/>
+                <w:sz w:val="18"/>
               </w:rPr>
               <w:t>朗读问题，不提供答案</w:t>
             </w:r>
@@ -1020,19 +1045,22 @@
             <w:tcW w:type="dxa" w:w="2409"/>
           </w:tcPr>
           <w:p>
-            <w:pPr>
-              <w:spacing w:after="20"/>
-            </w:pPr>
             <w:r>
               <w:rPr>
-                <w:sz w:val="19"/>
+                <w:sz w:val="18"/>
+              </w:rPr>
+            </w:r>
+            <w:r>
+              <w:rPr>
+                <w:b w:val="0"/>
+                <w:sz w:val="18"/>
               </w:rPr>
               <w:t xml:space="preserve">🔚 </w:t>
             </w:r>
             <w:r>
               <w:rPr>
                 <w:b/>
-                <w:sz w:val="19"/>
+                <w:sz w:val="18"/>
               </w:rPr>
               <w:t>收尾与回向</w:t>
             </w:r>
@@ -1043,12 +1071,15 @@
             <w:tcW w:type="dxa" w:w="2409"/>
           </w:tcPr>
           <w:p>
-            <w:pPr>
-              <w:spacing w:after="20"/>
-            </w:pPr>
             <w:r>
               <w:rPr>
-                <w:sz w:val="19"/>
+                <w:sz w:val="18"/>
+              </w:rPr>
+            </w:r>
+            <w:r>
+              <w:rPr>
+                <w:b w:val="0"/>
+                <w:sz w:val="18"/>
               </w:rPr>
               <w:t>15 min</w:t>
             </w:r>
@@ -1059,12 +1090,15 @@
             <w:tcW w:type="dxa" w:w="2409"/>
           </w:tcPr>
           <w:p>
-            <w:pPr>
-              <w:spacing w:after="20"/>
-            </w:pPr>
             <w:r>
               <w:rPr>
-                <w:sz w:val="19"/>
+                <w:sz w:val="18"/>
+              </w:rPr>
+            </w:r>
+            <w:r>
+              <w:rPr>
+                <w:b w:val="0"/>
+                <w:sz w:val="18"/>
               </w:rPr>
               <w:t>每人一句话总结 + 下周预告 + 回向</w:t>
             </w:r>
@@ -1075,12 +1109,15 @@
             <w:tcW w:type="dxa" w:w="2409"/>
           </w:tcPr>
           <w:p>
-            <w:pPr>
-              <w:spacing w:after="20"/>
-            </w:pPr>
             <w:r>
               <w:rPr>
-                <w:sz w:val="19"/>
+                <w:sz w:val="18"/>
+              </w:rPr>
+            </w:r>
+            <w:r>
+              <w:rPr>
+                <w:b w:val="0"/>
+                <w:sz w:val="18"/>
               </w:rPr>
               <w:t>主持轮流发言，布置材料</w:t>
             </w:r>
@@ -1091,16 +1128,18 @@
         <w:tc>
           <w:tcPr>
             <w:tcW w:type="dxa" w:w="2409"/>
-            <w:shd w:val="clear" w:color="auto" w:fill="F2F2F2"/>
+            <w:shd w:val="clear" w:fill="F2F5FA"/>
           </w:tcPr>
           <w:p>
-            <w:pPr>
-              <w:spacing w:after="20"/>
-            </w:pPr>
+            <w:r>
+              <w:rPr>
+                <w:sz w:val="18"/>
+              </w:rPr>
+            </w:r>
             <w:r>
               <w:rPr>
                 <w:b/>
-                <w:sz w:val="19"/>
+                <w:sz w:val="18"/>
               </w:rPr>
               <w:t>合计</w:t>
             </w:r>
@@ -1109,16 +1148,18 @@
         <w:tc>
           <w:tcPr>
             <w:tcW w:type="dxa" w:w="2409"/>
-            <w:shd w:val="clear" w:color="auto" w:fill="F2F2F2"/>
+            <w:shd w:val="clear" w:fill="F2F5FA"/>
           </w:tcPr>
           <w:p>
-            <w:pPr>
-              <w:spacing w:after="20"/>
-            </w:pPr>
+            <w:r>
+              <w:rPr>
+                <w:sz w:val="18"/>
+              </w:rPr>
+            </w:r>
             <w:r>
               <w:rPr>
                 <w:b/>
-                <w:sz w:val="19"/>
+                <w:sz w:val="18"/>
               </w:rPr>
               <w:t>120 min</w:t>
             </w:r>
@@ -1127,249 +1168,168 @@
         <w:tc>
           <w:tcPr>
             <w:tcW w:type="dxa" w:w="2409"/>
-            <w:shd w:val="clear" w:color="auto" w:fill="F2F2F2"/>
+            <w:shd w:val="clear" w:fill="F2F5FA"/>
           </w:tcPr>
           <w:p>
-            <w:pPr>
-              <w:spacing w:after="20"/>
-            </w:pPr>
+            <w:r>
+              <w:rPr>
+                <w:sz w:val="18"/>
+              </w:rPr>
+            </w:r>
           </w:p>
         </w:tc>
         <w:tc>
           <w:tcPr>
             <w:tcW w:type="dxa" w:w="2409"/>
-            <w:shd w:val="clear" w:color="auto" w:fill="F2F2F2"/>
+            <w:shd w:val="clear" w:fill="F2F5FA"/>
           </w:tcPr>
           <w:p>
-            <w:pPr>
-              <w:spacing w:after="20"/>
-            </w:pPr>
+            <w:r>
+              <w:rPr>
+                <w:sz w:val="18"/>
+              </w:rPr>
+            </w:r>
           </w:p>
         </w:tc>
       </w:tr>
     </w:tbl>
     <w:p>
-      <w:pPr>
-        <w:spacing w:before="160" w:after="80"/>
-      </w:pPr>
       <w:r>
         <w:rPr>
-          <w:rFonts w:ascii="Microsoft YaHei" w:hAnsi="Microsoft YaHei" w:eastAsia="Microsoft YaHei"/>
           <w:b/>
           <w:color w:val="1F3864"/>
-          <w:sz w:val="28"/>
+          <w:sz w:val="26"/>
         </w:rPr>
         <w:t>三、主持人的11条守则</w:t>
       </w:r>
     </w:p>
     <w:p>
       <w:pPr>
-        <w:ind w:left="340"/>
+        <w:pStyle w:val="ListNumber"/>
       </w:pPr>
       <w:r>
         <w:rPr>
-          <w:b/>
-          <w:sz w:val="21"/>
-        </w:rPr>
-        <w:t xml:space="preserve">1. </w:t>
-      </w:r>
-      <w:r>
-        <w:rPr>
-          <w:sz w:val="21"/>
+          <w:b w:val="0"/>
         </w:rPr>
         <w:t>你不需要懂内容——你只需要按流程走</w:t>
       </w:r>
     </w:p>
     <w:p>
       <w:pPr>
-        <w:ind w:left="340"/>
+        <w:pStyle w:val="ListNumber"/>
       </w:pPr>
       <w:r>
         <w:rPr>
-          <w:b/>
-          <w:sz w:val="21"/>
-        </w:rPr>
-        <w:t xml:space="preserve">2. </w:t>
-      </w:r>
-      <w:r>
-        <w:rPr>
-          <w:sz w:val="21"/>
+          <w:b w:val="0"/>
         </w:rPr>
         <w:t>不要讲解——让原文自己说话，让每个人从原文中获取自己的理解</w:t>
       </w:r>
     </w:p>
     <w:p>
       <w:pPr>
-        <w:ind w:left="340"/>
+        <w:pStyle w:val="ListNumber"/>
       </w:pPr>
       <w:r>
         <w:rPr>
-          <w:b/>
-          <w:sz w:val="21"/>
-        </w:rPr>
-        <w:t xml:space="preserve">3. </w:t>
-      </w:r>
-      <w:r>
-        <w:rPr>
-          <w:sz w:val="21"/>
+          <w:b w:val="0"/>
         </w:rPr>
         <w:t>当有人问"正确答案是什么"时，温柔地说："我们先听听大家的看法"</w:t>
       </w:r>
     </w:p>
     <w:p>
       <w:pPr>
-        <w:ind w:left="340"/>
+        <w:pStyle w:val="ListNumber"/>
       </w:pPr>
       <w:r>
         <w:rPr>
-          <w:b/>
-          <w:sz w:val="21"/>
-        </w:rPr>
-        <w:t xml:space="preserve">4. </w:t>
-      </w:r>
-      <w:r>
-        <w:rPr>
-          <w:sz w:val="21"/>
+          <w:b w:val="0"/>
         </w:rPr>
         <w:t>确保每个人都有说话的机会——可用"我们还没听到某某的想法"</w:t>
       </w:r>
     </w:p>
     <w:p>
       <w:pPr>
-        <w:ind w:left="340"/>
+        <w:pStyle w:val="ListNumber"/>
       </w:pPr>
       <w:r>
         <w:rPr>
-          <w:b/>
-          <w:sz w:val="21"/>
-        </w:rPr>
-        <w:t xml:space="preserve">5. </w:t>
-      </w:r>
-      <w:r>
-        <w:rPr>
-          <w:sz w:val="21"/>
+          <w:b w:val="0"/>
         </w:rPr>
         <w:t>如果有人跑题太久，说："这个很有意思，我们先把话题拉回到今天的原文"</w:t>
       </w:r>
     </w:p>
     <w:p>
       <w:pPr>
-        <w:ind w:left="340"/>
+        <w:pStyle w:val="ListNumber"/>
       </w:pPr>
       <w:r>
         <w:rPr>
-          <w:b/>
-          <w:sz w:val="21"/>
-        </w:rPr>
-        <w:t xml:space="preserve">6. </w:t>
-      </w:r>
-      <w:r>
-        <w:rPr>
-          <w:sz w:val="21"/>
+          <w:b w:val="0"/>
         </w:rPr>
         <w:t>如果有人发生争论，说："我们听到两种不同的看法，这很好，大家都可以保留自己的理解"</w:t>
       </w:r>
     </w:p>
     <w:p>
       <w:pPr>
-        <w:ind w:left="340"/>
+        <w:pStyle w:val="ListNumber"/>
       </w:pPr>
       <w:r>
         <w:rPr>
-          <w:b/>
-          <w:sz w:val="21"/>
-        </w:rPr>
-        <w:t xml:space="preserve">7. </w:t>
-      </w:r>
-      <w:r>
-        <w:rPr>
-          <w:sz w:val="21"/>
+          <w:b w:val="0"/>
         </w:rPr>
         <w:t>永远不说"我来解释一下"——而是说"原文里是怎么说的？我们再读一遍那段"</w:t>
       </w:r>
     </w:p>
     <w:p>
       <w:pPr>
-        <w:ind w:left="340"/>
+        <w:pStyle w:val="ListNumber"/>
       </w:pPr>
       <w:r>
         <w:rPr>
-          <w:b/>
-          <w:sz w:val="21"/>
-        </w:rPr>
-        <w:t xml:space="preserve">8. </w:t>
-      </w:r>
-      <w:r>
-        <w:rPr>
-          <w:sz w:val="21"/>
+          <w:b w:val="0"/>
         </w:rPr>
         <w:t>第一轮分享不允许对别人的发言做评论——每人只说自己的触动</w:t>
       </w:r>
     </w:p>
     <w:p>
       <w:pPr>
-        <w:ind w:left="340"/>
+        <w:pStyle w:val="ListNumber"/>
       </w:pPr>
       <w:r>
         <w:rPr>
-          <w:b/>
-          <w:sz w:val="21"/>
-        </w:rPr>
-        <w:t xml:space="preserve">9. </w:t>
-      </w:r>
-      <w:r>
-        <w:rPr>
-          <w:sz w:val="21"/>
+          <w:b w:val="0"/>
         </w:rPr>
         <w:t>禅修练习照读引导词即可——不需要会禅修，也不需要示范</w:t>
       </w:r>
     </w:p>
     <w:p>
       <w:pPr>
-        <w:ind w:left="340"/>
+        <w:pStyle w:val="ListNumber"/>
       </w:pPr>
       <w:r>
         <w:rPr>
-          <w:b/>
-          <w:sz w:val="21"/>
-        </w:rPr>
-        <w:t xml:space="preserve">10. </w:t>
-      </w:r>
-      <w:r>
-        <w:rPr>
-          <w:sz w:val="21"/>
+          <w:b w:val="0"/>
         </w:rPr>
         <w:t>时间到了就推进——不必等每个问题都"讨论透彻"</w:t>
       </w:r>
     </w:p>
     <w:p>
       <w:pPr>
-        <w:ind w:left="340"/>
+        <w:pStyle w:val="ListNumber"/>
       </w:pPr>
       <w:r>
         <w:rPr>
-          <w:b/>
-          <w:sz w:val="21"/>
-        </w:rPr>
-        <w:t xml:space="preserve">11. </w:t>
-      </w:r>
-      <w:r>
-        <w:rPr>
-          <w:sz w:val="21"/>
+          <w:b w:val="0"/>
         </w:rPr>
         <w:t>最后留出时间让大家一起回向，把共学的功德回向给一切众生</w:t>
       </w:r>
     </w:p>
     <w:p>
-      <w:pPr>
-        <w:spacing w:before="160" w:after="80"/>
-      </w:pPr>
       <w:r>
         <w:rPr>
-          <w:rFonts w:ascii="Microsoft YaHei" w:hAnsi="Microsoft YaHei" w:eastAsia="Microsoft YaHei"/>
           <w:b/>
           <w:color w:val="1F3864"/>
-          <w:sz w:val="28"/>
+          <w:sz w:val="26"/>
         </w:rPr>
         <w:t>四、禅修练习特别提示（很重要！）</w:t>
       </w:r>
@@ -1377,33 +1337,31 @@
     <w:p>
       <w:r>
         <w:rPr>
-          <w:sz w:val="21"/>
+          <w:b w:val="0"/>
         </w:rPr>
         <w:t>四护卫禅实修读书会和一般读书会不同——</w:t>
       </w:r>
       <w:r>
         <w:rPr>
           <w:b/>
-          <w:sz w:val="21"/>
         </w:rPr>
         <w:t>它包含实际练习环节</w:t>
       </w:r>
       <w:r>
         <w:rPr>
-          <w:sz w:val="21"/>
+          <w:b w:val="0"/>
         </w:rPr>
         <w:t>。每周标准流程中的"🧘 禅修练习"（15分钟），由主持人带领大家做当周的"忆念式"练习：</w:t>
       </w:r>
       <w:r>
         <w:rPr>
           <w:b/>
-          <w:sz w:val="21"/>
         </w:rPr>
         <w:t>把每周文档里写好的引导词照读一遍即可</w:t>
       </w:r>
       <w:r>
         <w:rPr>
-          <w:sz w:val="21"/>
+          <w:b w:val="0"/>
         </w:rPr>
         <w:t>。八周练习安排如下：</w:t>
       </w:r>
@@ -1412,7 +1370,6 @@
       <w:tblPr>
         <w:tblStyle w:val="TableGrid"/>
         <w:tblW w:type="auto" w:w="0"/>
-        <w:jc w:val="center"/>
         <w:tblLook w:firstColumn="1" w:firstRow="1" w:lastColumn="0" w:lastRow="0" w:noHBand="0" w:noVBand="1" w:val="04A0"/>
       </w:tblPr>
       <w:tblGrid>
@@ -1423,17 +1380,20 @@
         <w:tc>
           <w:tcPr>
             <w:tcW w:type="dxa" w:w="4819"/>
-            <w:shd w:val="clear" w:color="auto" w:fill="1F3864"/>
+            <w:shd w:val="clear" w:fill="1F3864"/>
           </w:tcPr>
           <w:p>
-            <w:pPr>
-              <w:spacing w:after="20"/>
-            </w:pPr>
             <w:r>
               <w:rPr>
-                <w:b/>
                 <w:color w:val="FFFFFF"/>
-                <w:sz w:val="19"/>
+                <w:sz w:val="18"/>
+              </w:rPr>
+            </w:r>
+            <w:r>
+              <w:rPr>
+                <w:b w:val="0"/>
+                <w:color w:val="FFFFFF"/>
+                <w:sz w:val="18"/>
               </w:rPr>
               <w:t>周次</w:t>
             </w:r>
@@ -1442,17 +1402,20 @@
         <w:tc>
           <w:tcPr>
             <w:tcW w:type="dxa" w:w="4819"/>
-            <w:shd w:val="clear" w:color="auto" w:fill="1F3864"/>
+            <w:shd w:val="clear" w:fill="1F3864"/>
           </w:tcPr>
           <w:p>
-            <w:pPr>
-              <w:spacing w:after="20"/>
-            </w:pPr>
             <w:r>
               <w:rPr>
-                <w:b/>
                 <w:color w:val="FFFFFF"/>
-                <w:sz w:val="19"/>
+                <w:sz w:val="18"/>
+              </w:rPr>
+            </w:r>
+            <w:r>
+              <w:rPr>
+                <w:b w:val="0"/>
+                <w:color w:val="FFFFFF"/>
+                <w:sz w:val="18"/>
               </w:rPr>
               <w:t>练习内容</w:t>
             </w:r>
@@ -1465,12 +1428,15 @@
             <w:tcW w:type="dxa" w:w="4819"/>
           </w:tcPr>
           <w:p>
-            <w:pPr>
-              <w:spacing w:after="20"/>
-            </w:pPr>
             <w:r>
               <w:rPr>
-                <w:sz w:val="19"/>
+                <w:sz w:val="18"/>
+              </w:rPr>
+            </w:r>
+            <w:r>
+              <w:rPr>
+                <w:b w:val="0"/>
+                <w:sz w:val="18"/>
               </w:rPr>
               <w:t>第1周</w:t>
             </w:r>
@@ -1481,12 +1447,15 @@
             <w:tcW w:type="dxa" w:w="4819"/>
           </w:tcPr>
           <w:p>
-            <w:pPr>
-              <w:spacing w:after="20"/>
-            </w:pPr>
             <w:r>
               <w:rPr>
-                <w:sz w:val="19"/>
+                <w:sz w:val="18"/>
+              </w:rPr>
+            </w:r>
+            <w:r>
+              <w:rPr>
+                <w:b w:val="0"/>
+                <w:sz w:val="18"/>
               </w:rPr>
               <w:t>四法串联忆念——四件"护身之物"（慈心禅→佛随念→不净随念→死随念）逐一"见第一面"</w:t>
             </w:r>
@@ -1497,15 +1466,18 @@
         <w:tc>
           <w:tcPr>
             <w:tcW w:type="dxa" w:w="4819"/>
-            <w:shd w:val="clear" w:color="auto" w:fill="F2F2F2"/>
+            <w:shd w:val="clear" w:fill="F2F5FA"/>
           </w:tcPr>
           <w:p>
-            <w:pPr>
-              <w:spacing w:after="20"/>
-            </w:pPr>
             <w:r>
               <w:rPr>
-                <w:sz w:val="19"/>
+                <w:sz w:val="18"/>
+              </w:rPr>
+            </w:r>
+            <w:r>
+              <w:rPr>
+                <w:b w:val="0"/>
+                <w:sz w:val="18"/>
               </w:rPr>
               <w:t>第2周</w:t>
             </w:r>
@@ -1514,15 +1486,18 @@
         <w:tc>
           <w:tcPr>
             <w:tcW w:type="dxa" w:w="4819"/>
-            <w:shd w:val="clear" w:color="auto" w:fill="F2F2F2"/>
+            <w:shd w:val="clear" w:fill="F2F5FA"/>
           </w:tcPr>
           <w:p>
-            <w:pPr>
-              <w:spacing w:after="20"/>
-            </w:pPr>
             <w:r>
               <w:rPr>
-                <w:sz w:val="19"/>
+                <w:sz w:val="18"/>
+              </w:rPr>
+            </w:r>
+            <w:r>
+              <w:rPr>
+                <w:b w:val="0"/>
+                <w:sz w:val="18"/>
               </w:rPr>
               <w:t>慈心四对象散发——对自己→善人→中性者→（难者）→一切有情，四句祝愿逐站散发</w:t>
             </w:r>
@@ -1535,12 +1510,15 @@
             <w:tcW w:type="dxa" w:w="4819"/>
           </w:tcPr>
           <w:p>
-            <w:pPr>
-              <w:spacing w:after="20"/>
-            </w:pPr>
             <w:r>
               <w:rPr>
-                <w:sz w:val="19"/>
+                <w:sz w:val="18"/>
+              </w:rPr>
+            </w:r>
+            <w:r>
+              <w:rPr>
+                <w:b w:val="0"/>
+                <w:sz w:val="18"/>
               </w:rPr>
               <w:t>第3周</w:t>
             </w:r>
@@ -1551,12 +1529,15 @@
             <w:tcW w:type="dxa" w:w="4819"/>
           </w:tcPr>
           <w:p>
-            <w:pPr>
-              <w:spacing w:after="20"/>
-            </w:pPr>
             <w:r>
               <w:rPr>
-                <w:sz w:val="19"/>
+                <w:sz w:val="18"/>
+              </w:rPr>
+            </w:r>
+            <w:r>
+              <w:rPr>
+                <w:b w:val="0"/>
+                <w:sz w:val="18"/>
               </w:rPr>
               <w:t>佛随念·择一名号默念——选一尊影像、选一个功德名号，如滴水入深潭般默念随念</w:t>
             </w:r>
@@ -1567,15 +1548,18 @@
         <w:tc>
           <w:tcPr>
             <w:tcW w:type="dxa" w:w="4819"/>
-            <w:shd w:val="clear" w:color="auto" w:fill="F2F2F2"/>
+            <w:shd w:val="clear" w:fill="F2F5FA"/>
           </w:tcPr>
           <w:p>
-            <w:pPr>
-              <w:spacing w:after="20"/>
-            </w:pPr>
             <w:r>
               <w:rPr>
-                <w:sz w:val="19"/>
+                <w:sz w:val="18"/>
+              </w:rPr>
+            </w:r>
+            <w:r>
+              <w:rPr>
+                <w:b w:val="0"/>
+                <w:sz w:val="18"/>
               </w:rPr>
               <w:t>第4周</w:t>
             </w:r>
@@ -1584,15 +1568,18 @@
         <w:tc>
           <w:tcPr>
             <w:tcW w:type="dxa" w:w="4819"/>
-            <w:shd w:val="clear" w:color="auto" w:fill="F2F2F2"/>
+            <w:shd w:val="clear" w:fill="F2F5FA"/>
           </w:tcPr>
           <w:p>
-            <w:pPr>
-              <w:spacing w:after="20"/>
-            </w:pPr>
             <w:r>
               <w:rPr>
-                <w:sz w:val="19"/>
+                <w:sz w:val="18"/>
+              </w:rPr>
+            </w:r>
+            <w:r>
+              <w:rPr>
+                <w:b w:val="0"/>
+                <w:sz w:val="18"/>
               </w:rPr>
               <w:t>佛随念·恐惧应对——心里发慌时提起名号，把安稳融入功德海，再回向安全予众生</w:t>
             </w:r>
@@ -1605,12 +1592,15 @@
             <w:tcW w:type="dxa" w:w="4819"/>
           </w:tcPr>
           <w:p>
-            <w:pPr>
-              <w:spacing w:after="20"/>
-            </w:pPr>
             <w:r>
               <w:rPr>
-                <w:sz w:val="19"/>
+                <w:sz w:val="18"/>
+              </w:rPr>
+            </w:r>
+            <w:r>
+              <w:rPr>
+                <w:b w:val="0"/>
+                <w:sz w:val="18"/>
               </w:rPr>
               <w:t>第5周</w:t>
             </w:r>
@@ -1621,12 +1611,15 @@
             <w:tcW w:type="dxa" w:w="4819"/>
           </w:tcPr>
           <w:p>
-            <w:pPr>
-              <w:spacing w:after="20"/>
-            </w:pPr>
             <w:r>
               <w:rPr>
-                <w:sz w:val="19"/>
+                <w:sz w:val="18"/>
+              </w:rPr>
+            </w:r>
+            <w:r>
+              <w:rPr>
+                <w:b w:val="0"/>
+                <w:sz w:val="18"/>
               </w:rPr>
               <w:t>三十二身分逐组觉察——六组身体部分逐组"大致感觉"，看不清也知道它在</w:t>
             </w:r>
@@ -1637,15 +1630,18 @@
         <w:tc>
           <w:tcPr>
             <w:tcW w:type="dxa" w:w="4819"/>
-            <w:shd w:val="clear" w:color="auto" w:fill="F2F2F2"/>
+            <w:shd w:val="clear" w:fill="F2F5FA"/>
           </w:tcPr>
           <w:p>
-            <w:pPr>
-              <w:spacing w:after="20"/>
-            </w:pPr>
             <w:r>
               <w:rPr>
-                <w:sz w:val="19"/>
+                <w:sz w:val="18"/>
+              </w:rPr>
+            </w:r>
+            <w:r>
+              <w:rPr>
+                <w:b w:val="0"/>
+                <w:sz w:val="18"/>
               </w:rPr>
               <w:t>第6周</w:t>
             </w:r>
@@ -1654,15 +1650,18 @@
         <w:tc>
           <w:tcPr>
             <w:tcW w:type="dxa" w:w="4819"/>
-            <w:shd w:val="clear" w:color="auto" w:fill="F2F2F2"/>
+            <w:shd w:val="clear" w:fill="F2F5FA"/>
           </w:tcPr>
           <w:p>
-            <w:pPr>
-              <w:spacing w:after="20"/>
-            </w:pPr>
             <w:r>
               <w:rPr>
-                <w:sz w:val="19"/>
+                <w:sz w:val="18"/>
+              </w:rPr>
+            </w:r>
+            <w:r>
+              <w:rPr>
+                <w:b w:val="0"/>
+                <w:sz w:val="18"/>
               </w:rPr>
               <w:t>三十二身分→慈心平衡——先"看"身体再"祝福"身体，以慈心平衡不净作意</w:t>
             </w:r>
@@ -1675,12 +1674,15 @@
             <w:tcW w:type="dxa" w:w="4819"/>
           </w:tcPr>
           <w:p>
-            <w:pPr>
-              <w:spacing w:after="20"/>
-            </w:pPr>
             <w:r>
               <w:rPr>
-                <w:sz w:val="19"/>
+                <w:sz w:val="18"/>
+              </w:rPr>
+            </w:r>
+            <w:r>
+              <w:rPr>
+                <w:b w:val="0"/>
+                <w:sz w:val="18"/>
               </w:rPr>
               <w:t>第7周</w:t>
             </w:r>
@@ -1691,12 +1693,15 @@
             <w:tcW w:type="dxa" w:w="4819"/>
           </w:tcPr>
           <w:p>
-            <w:pPr>
-              <w:spacing w:after="20"/>
-            </w:pPr>
             <w:r>
               <w:rPr>
-                <w:sz w:val="19"/>
+                <w:sz w:val="18"/>
+              </w:rPr>
+            </w:r>
+            <w:r>
+              <w:rPr>
+                <w:b w:val="0"/>
+                <w:sz w:val="18"/>
               </w:rPr>
               <w:t>死随念温和三句——"死亡必将到来，善业是我依怙"（练习前先念文档中的⚠️安全提示）</w:t>
             </w:r>
@@ -1707,15 +1712,18 @@
         <w:tc>
           <w:tcPr>
             <w:tcW w:type="dxa" w:w="4819"/>
-            <w:shd w:val="clear" w:color="auto" w:fill="F2F2F2"/>
+            <w:shd w:val="clear" w:fill="F2F5FA"/>
           </w:tcPr>
           <w:p>
-            <w:pPr>
-              <w:spacing w:after="20"/>
-            </w:pPr>
             <w:r>
               <w:rPr>
-                <w:sz w:val="19"/>
+                <w:sz w:val="18"/>
+              </w:rPr>
+            </w:r>
+            <w:r>
+              <w:rPr>
+                <w:b w:val="0"/>
+                <w:sz w:val="18"/>
               </w:rPr>
               <w:t>第8周</w:t>
             </w:r>
@@ -1724,15 +1732,18 @@
         <w:tc>
           <w:tcPr>
             <w:tcW w:type="dxa" w:w="4819"/>
-            <w:shd w:val="clear" w:color="auto" w:fill="F2F2F2"/>
+            <w:shd w:val="clear" w:fill="F2F5FA"/>
           </w:tcPr>
           <w:p>
-            <w:pPr>
-              <w:spacing w:after="20"/>
-            </w:pPr>
             <w:r>
               <w:rPr>
-                <w:sz w:val="19"/>
+                <w:sz w:val="18"/>
+              </w:rPr>
+            </w:r>
+            <w:r>
+              <w:rPr>
+                <w:b w:val="0"/>
+                <w:sz w:val="18"/>
               </w:rPr>
               <w:t>四重防护串联——慈心→佛随念→三十二身分→死随念→收摄入出息念，一坐缩影</w:t>
             </w:r>
@@ -1743,51 +1754,153 @@
     <w:p>
       <w:r>
         <w:rPr>
-          <w:sz w:val="21"/>
+          <w:b w:val="0"/>
         </w:rPr>
         <w:t>下面这段是</w:t>
       </w:r>
       <w:r>
         <w:rPr>
           <w:b/>
-          <w:sz w:val="21"/>
         </w:rPr>
         <w:t>通用的"忆念式"简短引导词</w:t>
       </w:r>
       <w:r>
         <w:rPr>
-          <w:sz w:val="21"/>
+          <w:b w:val="0"/>
         </w:rPr>
         <w:t>（约5分钟，提炼自古源尊者开示中慈心禅与佛随念的引导方式——为心选一个忆念对象，轻轻默念、随念其功德，跑了就回来；任何一周都可以直接使用）：</w:t>
       </w:r>
     </w:p>
     <w:p>
       <w:pPr>
-        <w:spacing w:before="40" w:after="80"/>
-        <w:ind w:left="283"/>
-        <w:shd w:val="clear" w:color="auto" w:fill="EEF2F8"/>
+        <w:ind w:left="170"/>
         <w:pBdr>
-          <w:left w:val="single" w:sz="20" w:space="6" w:color="1F3864"/>
+          <w:left w:val="single" w:sz="18" w:space="4" w:color="1F3864"/>
         </w:pBdr>
+        <w:shd w:val="clear" w:fill="F2F5FA"/>
       </w:pPr>
       <w:r>
         <w:rPr>
-          <w:sz w:val="20"/>
+          <w:b w:val="0"/>
         </w:rPr>
-        <w:t>"请大家自然地坐好，坐舒服就好——散盘、单盘或坐在椅子上都可以。轻轻闭上眼睛，先做三次深长的呼吸，让肩膀松下来。（停顿10秒） 现在，为心选一个'忆念的对象'。可以是佛陀的一个名号（比如'阿拉汉'），可以是四句慈心的祝愿（愿我没有敌意、远离危难……），可以是身体的三十二个部分，也可以是一句'死亡必将到来，善业是我依怙'——选哪一个都可以，这八周我们认识的四件'护身之物'，任何一件都能护住你。（停顿15秒） 选好了，就在心里轻轻地、一遍一遍地默念它。像滴水落进深潭一样，不急，一声，一声。（停顿约1分钟） 一边默念，一边可以想一想它'好在哪'：佛陀远离烦恼——真是稀有；慈心没有敌人——真是安稳；这身体会累、会病、会坏——贪着就松一点；死亡必将到来——今天就种一点善业。这样的'随念'，本身就是修行。（停顿约1分钟） 心跑掉了，没有关系——发现的那一刻，轻轻回到所忆念的句子或名号上，继续默念。（静默约2分钟，主持人不再说话。） 好，现在把忆念轻轻放下，回到鼻头、人中附近的呼吸上：知道气息进来，知道气息出去。（停顿约1分钟） 最后，把这一坐的安稳送出去：愿一切众生都没有危险、没有痛苦，保有快乐。然后轻轻动动手指和脚趾，搓搓手掌，把温热的手掌敷在眼睛上，慢慢睁开眼睛。 忆念练习不求深的境界——想起来、念出来，心就有了依靠。八周里的任何一周、任何时候，你都可以这样用两分钟忆念一次。"</w:t>
+        <w:t>"请大家自然地坐好，坐舒服就好——散盘、单盘或坐在椅子上都可以。轻轻闭上眼睛，先做三次深长的呼吸，让肩膀松下来。（停顿10秒）</w:t>
+      </w:r>
+    </w:p>
+    <w:p>
+      <w:pPr>
+        <w:ind w:left="170"/>
+        <w:pBdr>
+          <w:left w:val="single" w:sz="18" w:space="4" w:color="1F3864"/>
+        </w:pBdr>
+        <w:shd w:val="clear" w:fill="F2F5FA"/>
+      </w:pPr>
+      <w:r>
+        <w:rPr>
+          <w:b w:val="0"/>
+        </w:rPr>
+        <w:t>现在，为心选一个'忆念的对象'。可以是佛陀的一个名号（比如'阿拉汉'），可以是四句慈心的祝愿（愿我没有敌意、远离危难……），可以是身体的三十二个部分，也可以是一句'死亡必将到来，善业是我依怙'——选哪一个都可以，这八周我们认识的四件'护身之物'，任何一件都能护住你。（停顿15秒）</w:t>
+      </w:r>
+    </w:p>
+    <w:p>
+      <w:pPr>
+        <w:ind w:left="170"/>
+        <w:pBdr>
+          <w:left w:val="single" w:sz="18" w:space="4" w:color="1F3864"/>
+        </w:pBdr>
+        <w:shd w:val="clear" w:fill="F2F5FA"/>
+      </w:pPr>
+      <w:r>
+        <w:rPr>
+          <w:b w:val="0"/>
+        </w:rPr>
+        <w:t>选好了，就在心里轻轻地、一遍一遍地默念它。像滴水落进深潭一样，不急，一声，一声。（停顿约1分钟）</w:t>
+      </w:r>
+    </w:p>
+    <w:p>
+      <w:pPr>
+        <w:ind w:left="170"/>
+        <w:pBdr>
+          <w:left w:val="single" w:sz="18" w:space="4" w:color="1F3864"/>
+        </w:pBdr>
+        <w:shd w:val="clear" w:fill="F2F5FA"/>
+      </w:pPr>
+      <w:r>
+        <w:rPr>
+          <w:b w:val="0"/>
+        </w:rPr>
+        <w:t>一边默念，一边可以想一想它'好在哪'：佛陀远离烦恼——真是稀有；慈心没有敌人——真是安稳；这身体会累、会病、会坏——贪着就松一点；死亡必将到来——今天就种一点善业。这样的'随念'，本身就是修行。（停顿约1分钟）</w:t>
+      </w:r>
+    </w:p>
+    <w:p>
+      <w:pPr>
+        <w:ind w:left="170"/>
+        <w:pBdr>
+          <w:left w:val="single" w:sz="18" w:space="4" w:color="1F3864"/>
+        </w:pBdr>
+        <w:shd w:val="clear" w:fill="F2F5FA"/>
+      </w:pPr>
+      <w:r>
+        <w:rPr>
+          <w:b w:val="0"/>
+        </w:rPr>
+        <w:t>心跑掉了，没有关系——发现的那一刻，轻轻回到所忆念的句子或名号上，继续默念。（静默约2分钟，主持人不再说话。）</w:t>
+      </w:r>
+    </w:p>
+    <w:p>
+      <w:pPr>
+        <w:ind w:left="170"/>
+        <w:pBdr>
+          <w:left w:val="single" w:sz="18" w:space="4" w:color="1F3864"/>
+        </w:pBdr>
+        <w:shd w:val="clear" w:fill="F2F5FA"/>
+      </w:pPr>
+      <w:r>
+        <w:rPr>
+          <w:b w:val="0"/>
+        </w:rPr>
+        <w:t>好，现在把忆念轻轻放下，回到鼻头、人中附近的呼吸上：知道气息进来，知道气息出去。（停顿约1分钟）</w:t>
+      </w:r>
+    </w:p>
+    <w:p>
+      <w:pPr>
+        <w:ind w:left="170"/>
+        <w:pBdr>
+          <w:left w:val="single" w:sz="18" w:space="4" w:color="1F3864"/>
+        </w:pBdr>
+        <w:shd w:val="clear" w:fill="F2F5FA"/>
+      </w:pPr>
+      <w:r>
+        <w:rPr>
+          <w:b w:val="0"/>
+        </w:rPr>
+        <w:t>最后，把这一坐的安稳送出去：愿一切众生都没有危险、没有痛苦，保有快乐。然后轻轻动动手指和脚趾，搓搓手掌，把温热的手掌敷在眼睛上，慢慢睁开眼睛。</w:t>
+      </w:r>
+    </w:p>
+    <w:p>
+      <w:pPr>
+        <w:ind w:left="170"/>
+        <w:pBdr>
+          <w:left w:val="single" w:sz="18" w:space="4" w:color="1F3864"/>
+        </w:pBdr>
+        <w:shd w:val="clear" w:fill="F2F5FA"/>
+      </w:pPr>
+      <w:r>
+        <w:rPr>
+          <w:b w:val="0"/>
+        </w:rPr>
+        <w:t>忆念练习不求深的境界——想起来、念出来，心就有了依靠。八周里的任何一周、任何时候，你都可以这样用两分钟忆念一次。"</w:t>
       </w:r>
     </w:p>
     <w:p>
       <w:r>
         <w:rPr>
           <w:b/>
-          <w:sz w:val="21"/>
         </w:rPr>
         <w:t>主持人不需要"会禅修"</w:t>
       </w:r>
       <w:r>
         <w:rPr>
-          <w:sz w:val="21"/>
+          <w:b w:val="0"/>
         </w:rPr>
         <w:t>——只需把引导词念一遍，然后陪大家一起安静地坐。每周文档的"禅修练习"环节都附有当周可直接照读的版本；本通用版适合临时替换主持人、加场复习时使用。</w:t>
       </w:r>
@@ -1795,47 +1908,41 @@
     <w:p>
       <w:r>
         <w:rPr>
-          <w:sz w:val="21"/>
+          <w:b w:val="0"/>
         </w:rPr>
         <w:t xml:space="preserve">⚠️ </w:t>
       </w:r>
       <w:r>
         <w:rPr>
           <w:b/>
-          <w:sz w:val="21"/>
         </w:rPr>
         <w:t>注意</w:t>
       </w:r>
       <w:r>
         <w:rPr>
-          <w:sz w:val="21"/>
+          <w:b w:val="0"/>
         </w:rPr>
         <w:t>：第7周涉及"死亡"话题、第5-6周涉及"不净观"——文档中已统一采用温和版引导词（不讲腐烂细节、不催促），且第7周练习前附有"安全提示"，请照读。如果参与者问"我这样忆念对不对""我观想不出来怎么办"，你可以回答：</w:t>
       </w:r>
       <w:r>
         <w:rPr>
           <w:b/>
-          <w:sz w:val="21"/>
         </w:rPr>
         <w:t>"每个人体验不同，不用追求什么状态；看不清、生不起感觉都正常，我们按引导词练习就好，下周可以分享你的体验。如果练习中出现强烈不适，可以随时睁眼停下。"</w:t>
       </w:r>
       <w:r>
         <w:rPr>
-          <w:sz w:val="21"/>
+          <w:b w:val="0"/>
         </w:rPr>
         <w:t>——不需要给标准答案。</w:t>
       </w:r>
     </w:p>
     <w:p>
-      <w:pPr>
-        <w:spacing w:before="160" w:after="80"/>
-      </w:pPr>
       <w:r>
         <w:rPr>
-          <w:rFonts w:ascii="Microsoft YaHei" w:hAnsi="Microsoft YaHei" w:eastAsia="Microsoft YaHei"/>
           <w:b/>
           <w:color w:val="1F3864"/>
-          <w:sz w:val="28"/>
+          <w:sz w:val="26"/>
         </w:rPr>
         <w:t>五、4周课程总览（由原8周连续两周合并）</w:t>
       </w:r>
@@ -1844,7 +1951,6 @@
       <w:tblPr>
         <w:tblStyle w:val="TableGrid"/>
         <w:tblW w:type="auto" w:w="0"/>
-        <w:jc w:val="center"/>
         <w:tblLook w:firstColumn="1" w:firstRow="1" w:lastColumn="0" w:lastRow="0" w:noHBand="0" w:noVBand="1" w:val="04A0"/>
       </w:tblPr>
       <w:tblGrid>
@@ -1856,17 +1962,20 @@
         <w:tc>
           <w:tcPr>
             <w:tcW w:type="dxa" w:w="3213"/>
-            <w:shd w:val="clear" w:color="auto" w:fill="1F3864"/>
+            <w:shd w:val="clear" w:fill="1F3864"/>
           </w:tcPr>
           <w:p>
-            <w:pPr>
-              <w:spacing w:after="20"/>
-            </w:pPr>
             <w:r>
               <w:rPr>
-                <w:b/>
                 <w:color w:val="FFFFFF"/>
-                <w:sz w:val="19"/>
+                <w:sz w:val="18"/>
+              </w:rPr>
+            </w:r>
+            <w:r>
+              <w:rPr>
+                <w:b w:val="0"/>
+                <w:color w:val="FFFFFF"/>
+                <w:sz w:val="18"/>
               </w:rPr>
               <w:t>周次</w:t>
             </w:r>
@@ -1875,17 +1984,20 @@
         <w:tc>
           <w:tcPr>
             <w:tcW w:type="dxa" w:w="3213"/>
-            <w:shd w:val="clear" w:color="auto" w:fill="1F3864"/>
+            <w:shd w:val="clear" w:fill="1F3864"/>
           </w:tcPr>
           <w:p>
-            <w:pPr>
-              <w:spacing w:after="20"/>
-            </w:pPr>
             <w:r>
               <w:rPr>
-                <w:b/>
                 <w:color w:val="FFFFFF"/>
-                <w:sz w:val="19"/>
+                <w:sz w:val="18"/>
+              </w:rPr>
+            </w:r>
+            <w:r>
+              <w:rPr>
+                <w:b w:val="0"/>
+                <w:color w:val="FFFFFF"/>
+                <w:sz w:val="18"/>
               </w:rPr>
               <w:t>主题</w:t>
             </w:r>
@@ -1894,17 +2006,20 @@
         <w:tc>
           <w:tcPr>
             <w:tcW w:type="dxa" w:w="3213"/>
-            <w:shd w:val="clear" w:color="auto" w:fill="1F3864"/>
+            <w:shd w:val="clear" w:fill="1F3864"/>
           </w:tcPr>
           <w:p>
-            <w:pPr>
-              <w:spacing w:after="20"/>
-            </w:pPr>
             <w:r>
               <w:rPr>
-                <w:b/>
                 <w:color w:val="FFFFFF"/>
-                <w:sz w:val="19"/>
+                <w:sz w:val="18"/>
+              </w:rPr>
+            </w:r>
+            <w:r>
+              <w:rPr>
+                <w:b w:val="0"/>
+                <w:color w:val="FFFFFF"/>
+                <w:sz w:val="18"/>
               </w:rPr>
               <w:t>核心原文资料</w:t>
             </w:r>
@@ -1917,12 +2032,15 @@
             <w:tcW w:type="dxa" w:w="3213"/>
           </w:tcPr>
           <w:p>
-            <w:pPr>
-              <w:spacing w:after="20"/>
-            </w:pPr>
             <w:r>
               <w:rPr>
-                <w:sz w:val="19"/>
+                <w:sz w:val="18"/>
+              </w:rPr>
+            </w:r>
+            <w:r>
+              <w:rPr>
+                <w:b w:val="0"/>
+                <w:sz w:val="18"/>
               </w:rPr>
               <w:t>第1周</w:t>
             </w:r>
@@ -1933,12 +2051,15 @@
             <w:tcW w:type="dxa" w:w="3213"/>
           </w:tcPr>
           <w:p>
-            <w:pPr>
-              <w:spacing w:after="20"/>
-            </w:pPr>
             <w:r>
               <w:rPr>
-                <w:sz w:val="19"/>
+                <w:sz w:val="18"/>
+              </w:rPr>
+            </w:r>
+            <w:r>
+              <w:rPr>
+                <w:b w:val="0"/>
+                <w:sz w:val="18"/>
               </w:rPr>
               <w:t>四护卫禅总论与慈心禅（连续两周合并）</w:t>
             </w:r>
@@ -1949,12 +2070,15 @@
             <w:tcW w:type="dxa" w:w="3213"/>
           </w:tcPr>
           <w:p>
-            <w:pPr>
-              <w:spacing w:after="20"/>
-            </w:pPr>
             <w:r>
               <w:rPr>
-                <w:sz w:val="19"/>
+                <w:sz w:val="18"/>
+              </w:rPr>
+            </w:r>
+            <w:r>
+              <w:rPr>
+                <w:b w:val="0"/>
+                <w:sz w:val="18"/>
               </w:rPr>
               <w:t>见该周文档"共读原文1／共读原文2"</w:t>
             </w:r>
@@ -1965,15 +2089,18 @@
         <w:tc>
           <w:tcPr>
             <w:tcW w:type="dxa" w:w="3213"/>
-            <w:shd w:val="clear" w:color="auto" w:fill="F2F2F2"/>
+            <w:shd w:val="clear" w:fill="F2F5FA"/>
           </w:tcPr>
           <w:p>
-            <w:pPr>
-              <w:spacing w:after="20"/>
-            </w:pPr>
             <w:r>
               <w:rPr>
-                <w:sz w:val="19"/>
+                <w:sz w:val="18"/>
+              </w:rPr>
+            </w:r>
+            <w:r>
+              <w:rPr>
+                <w:b w:val="0"/>
+                <w:sz w:val="18"/>
               </w:rPr>
               <w:t>第2周</w:t>
             </w:r>
@@ -1982,15 +2109,18 @@
         <w:tc>
           <w:tcPr>
             <w:tcW w:type="dxa" w:w="3213"/>
-            <w:shd w:val="clear" w:color="auto" w:fill="F2F2F2"/>
+            <w:shd w:val="clear" w:fill="F2F5FA"/>
           </w:tcPr>
           <w:p>
-            <w:pPr>
-              <w:spacing w:after="20"/>
-            </w:pPr>
             <w:r>
               <w:rPr>
-                <w:sz w:val="19"/>
+                <w:sz w:val="18"/>
+              </w:rPr>
+            </w:r>
+            <w:r>
+              <w:rPr>
+                <w:b w:val="0"/>
+                <w:sz w:val="18"/>
               </w:rPr>
               <w:t>佛随念——九功德与生平应用（连续两周合并）</w:t>
             </w:r>
@@ -1999,15 +2129,18 @@
         <w:tc>
           <w:tcPr>
             <w:tcW w:type="dxa" w:w="3213"/>
-            <w:shd w:val="clear" w:color="auto" w:fill="F2F2F2"/>
+            <w:shd w:val="clear" w:fill="F2F5FA"/>
           </w:tcPr>
           <w:p>
-            <w:pPr>
-              <w:spacing w:after="20"/>
-            </w:pPr>
             <w:r>
               <w:rPr>
-                <w:sz w:val="19"/>
+                <w:sz w:val="18"/>
+              </w:rPr>
+            </w:r>
+            <w:r>
+              <w:rPr>
+                <w:b w:val="0"/>
+                <w:sz w:val="18"/>
               </w:rPr>
               <w:t>见该周文档"共读原文1／共读原文2"</w:t>
             </w:r>
@@ -2020,12 +2153,15 @@
             <w:tcW w:type="dxa" w:w="3213"/>
           </w:tcPr>
           <w:p>
-            <w:pPr>
-              <w:spacing w:after="20"/>
-            </w:pPr>
             <w:r>
               <w:rPr>
-                <w:sz w:val="19"/>
+                <w:sz w:val="18"/>
+              </w:rPr>
+            </w:r>
+            <w:r>
+              <w:rPr>
+                <w:b w:val="0"/>
+                <w:sz w:val="18"/>
               </w:rPr>
               <w:t>第3周</w:t>
             </w:r>
@@ -2036,12 +2172,15 @@
             <w:tcW w:type="dxa" w:w="3213"/>
           </w:tcPr>
           <w:p>
-            <w:pPr>
-              <w:spacing w:after="20"/>
-            </w:pPr>
             <w:r>
               <w:rPr>
-                <w:sz w:val="19"/>
+                <w:sz w:val="18"/>
+              </w:rPr>
+            </w:r>
+            <w:r>
+              <w:rPr>
+                <w:b w:val="0"/>
+                <w:sz w:val="18"/>
               </w:rPr>
               <w:t>不净观——三十二身分与修习层次（连续两周合并）</w:t>
             </w:r>
@@ -2052,12 +2191,15 @@
             <w:tcW w:type="dxa" w:w="3213"/>
           </w:tcPr>
           <w:p>
-            <w:pPr>
-              <w:spacing w:after="20"/>
-            </w:pPr>
             <w:r>
               <w:rPr>
-                <w:sz w:val="19"/>
+                <w:sz w:val="18"/>
+              </w:rPr>
+            </w:r>
+            <w:r>
+              <w:rPr>
+                <w:b w:val="0"/>
+                <w:sz w:val="18"/>
               </w:rPr>
               <w:t>见该周文档"共读原文1／共读原文2"</w:t>
             </w:r>
@@ -2068,15 +2210,18 @@
         <w:tc>
           <w:tcPr>
             <w:tcW w:type="dxa" w:w="3213"/>
-            <w:shd w:val="clear" w:color="auto" w:fill="F2F2F2"/>
+            <w:shd w:val="clear" w:fill="F2F5FA"/>
           </w:tcPr>
           <w:p>
-            <w:pPr>
-              <w:spacing w:after="20"/>
-            </w:pPr>
             <w:r>
               <w:rPr>
-                <w:sz w:val="19"/>
+                <w:sz w:val="18"/>
+              </w:rPr>
+            </w:r>
+            <w:r>
+              <w:rPr>
+                <w:b w:val="0"/>
+                <w:sz w:val="18"/>
               </w:rPr>
               <w:t>第4周</w:t>
             </w:r>
@@ -2085,15 +2230,18 @@
         <w:tc>
           <w:tcPr>
             <w:tcW w:type="dxa" w:w="3213"/>
-            <w:shd w:val="clear" w:color="auto" w:fill="F2F2F2"/>
+            <w:shd w:val="clear" w:fill="F2F5FA"/>
           </w:tcPr>
           <w:p>
-            <w:pPr>
-              <w:spacing w:after="20"/>
-            </w:pPr>
             <w:r>
               <w:rPr>
-                <w:sz w:val="19"/>
+                <w:sz w:val="18"/>
+              </w:rPr>
+            </w:r>
+            <w:r>
+              <w:rPr>
+                <w:b w:val="0"/>
+                <w:sz w:val="18"/>
               </w:rPr>
               <w:t>死随念与四护卫禅综合运用（连续两周合并）</w:t>
             </w:r>
@@ -2102,15 +2250,18 @@
         <w:tc>
           <w:tcPr>
             <w:tcW w:type="dxa" w:w="3213"/>
-            <w:shd w:val="clear" w:color="auto" w:fill="F2F2F2"/>
+            <w:shd w:val="clear" w:fill="F2F5FA"/>
           </w:tcPr>
           <w:p>
-            <w:pPr>
-              <w:spacing w:after="20"/>
-            </w:pPr>
             <w:r>
               <w:rPr>
-                <w:sz w:val="19"/>
+                <w:sz w:val="18"/>
+              </w:rPr>
+            </w:r>
+            <w:r>
+              <w:rPr>
+                <w:b w:val="0"/>
+                <w:sz w:val="18"/>
               </w:rPr>
               <w:t>见该周文档"共读原文1／共读原文2"</w:t>
             </w:r>
@@ -2119,15 +2270,11 @@
       </w:tr>
     </w:tbl>
     <w:p>
-      <w:pPr>
-        <w:spacing w:before="160" w:after="80"/>
-      </w:pPr>
       <w:r>
         <w:rPr>
-          <w:rFonts w:ascii="Microsoft YaHei" w:hAnsi="Microsoft YaHei" w:eastAsia="Microsoft YaHei"/>
           <w:b/>
           <w:color w:val="1F3864"/>
-          <w:sz w:val="28"/>
+          <w:sz w:val="26"/>
         </w:rPr>
         <w:t>六、重要提醒：每一讲都可以换新主持人！</w:t>
       </w:r>
@@ -2136,132 +2283,107 @@
       <w:r>
         <w:rPr>
           <w:b/>
-          <w:sz w:val="21"/>
         </w:rPr>
         <w:t>每份周文档都有两个版本</w:t>
       </w:r>
       <w:r>
         <w:rPr>
-          <w:sz w:val="21"/>
+          <w:b w:val="0"/>
         </w:rPr>
         <w:t>：主持人版和学员版。</w:t>
       </w:r>
     </w:p>
     <w:p>
       <w:pPr>
-        <w:ind w:left="340"/>
+        <w:pStyle w:val="ListBullet"/>
       </w:pPr>
       <w:r>
         <w:rPr>
-          <w:color w:val="1F3864"/>
-          <w:sz w:val="21"/>
-        </w:rPr>
-        <w:t xml:space="preserve">• </w:t>
-      </w:r>
-      <w:r>
-        <w:rPr>
           <w:b/>
-          <w:sz w:val="21"/>
         </w:rPr>
         <w:t>主持人版</w:t>
       </w:r>
       <w:r>
         <w:rPr>
-          <w:sz w:val="21"/>
+          <w:b w:val="0"/>
         </w:rPr>
         <w:t>（第X周_XXX_主持人版.md）：供主持人使用，开头内置"⭐ 本讲主持人速览"和"⏱ 时间弹性指南"，共读原文按次序完整呈现并标注★核心/◈扩展，扩展内容包位于收尾回向之前，末尾附"本讲主持人特别提醒"。</w:t>
       </w:r>
     </w:p>
     <w:p>
       <w:pPr>
-        <w:ind w:left="340"/>
+        <w:pStyle w:val="ListBullet"/>
       </w:pPr>
       <w:r>
         <w:rPr>
-          <w:color w:val="1F3864"/>
-          <w:sz w:val="21"/>
-        </w:rPr>
-        <w:t xml:space="preserve">• </w:t>
-      </w:r>
-      <w:r>
-        <w:rPr>
           <w:b/>
-          <w:sz w:val="21"/>
         </w:rPr>
         <w:t>学员版</w:t>
       </w:r>
       <w:r>
         <w:rPr>
-          <w:sz w:val="21"/>
+          <w:b w:val="0"/>
         </w:rPr>
         <w:t>（第X周_XXX_学员版.md）：供参与者使用，共读内容（材料顺序、完整文字、核心/扩展标注）、讨论问题、禅修练习引导词、扩展内容包、回向文与主持人版</w:t>
       </w:r>
       <w:r>
         <w:rPr>
           <w:b/>
-          <w:sz w:val="21"/>
         </w:rPr>
         <w:t>完全一致</w:t>
       </w:r>
       <w:r>
         <w:rPr>
-          <w:sz w:val="21"/>
+          <w:b w:val="0"/>
         </w:rPr>
         <w:t>，仅不含主持人专属内容（速览、时间弹性指南、操作提示、特别提醒），末尾附本周延伸阅读清单。</w:t>
       </w:r>
     </w:p>
     <w:p>
       <w:pPr>
-        <w:spacing w:before="40" w:after="80"/>
-        <w:ind w:left="283"/>
-        <w:shd w:val="clear" w:color="auto" w:fill="EEF2F8"/>
+        <w:ind w:left="170"/>
         <w:pBdr>
-          <w:left w:val="single" w:sz="20" w:space="6" w:color="1F3864"/>
+          <w:left w:val="single" w:sz="18" w:space="4" w:color="1F3864"/>
         </w:pBdr>
+        <w:shd w:val="clear" w:fill="F2F5FA"/>
       </w:pPr>
       <w:r>
         <w:rPr>
-          <w:sz w:val="20"/>
+          <w:b w:val="0"/>
         </w:rPr>
         <w:t>如果本讲换了新主持人，只需要：①打开当周</w:t>
       </w:r>
       <w:r>
         <w:rPr>
           <w:b/>
-          <w:sz w:val="20"/>
         </w:rPr>
         <w:t>主持人版</w:t>
       </w:r>
       <w:r>
         <w:rPr>
-          <w:sz w:val="20"/>
+          <w:b w:val="0"/>
         </w:rPr>
         <w:t>读"主持人速览"；②按流程走（学员看</w:t>
       </w:r>
       <w:r>
         <w:rPr>
           <w:b/>
-          <w:sz w:val="20"/>
         </w:rPr>
         <w:t>学员版</w:t>
       </w:r>
       <w:r>
         <w:rPr>
-          <w:sz w:val="20"/>
+          <w:b w:val="0"/>
         </w:rPr>
         <w:t>，内容一致）；③禅修练习照读引导词即可（或用本手册第四节的通用"忆念式"引导词）；④时间不够就"浓缩"，时间富余就"扩展"。</w:t>
       </w:r>
     </w:p>
     <w:p>
-      <w:pPr>
-        <w:spacing w:before="160" w:after="80"/>
-      </w:pPr>
       <w:r>
         <w:rPr>
-          <w:rFonts w:ascii="Microsoft YaHei" w:hAnsi="Microsoft YaHei" w:eastAsia="Microsoft YaHei"/>
           <w:b/>
           <w:color w:val="1F3864"/>
-          <w:sz w:val="28"/>
+          <w:sz w:val="26"/>
         </w:rPr>
         <w:t>七、如何获取共读原文（重要！）</w:t>
       </w:r>
@@ -2270,13 +2392,12 @@
       <w:r>
         <w:rPr>
           <w:b/>
-          <w:sz w:val="21"/>
         </w:rPr>
         <w:t>本资料包完全自足：全部共读原文的文字已完整内嵌在每周文档和《原文全集.md》中，使用过程中无需再去查知识库</w:t>
       </w:r>
       <w:r>
         <w:rPr>
-          <w:sz w:val="21"/>
+          <w:b w:val="0"/>
         </w:rPr>
         <w:t>——照读或轮流朗读即可。</w:t>
       </w:r>
@@ -2284,63 +2405,56 @@
     <w:p>
       <w:r>
         <w:rPr>
-          <w:sz w:val="21"/>
+          <w:b w:val="0"/>
         </w:rPr>
         <w:t xml:space="preserve">想对照原文件时：按每周文档中标注的 </w:t>
       </w:r>
       <w:r>
         <w:rPr>
           <w:b/>
-          <w:sz w:val="21"/>
         </w:rPr>
         <w:t>media_id</w:t>
       </w:r>
       <w:r>
         <w:rPr>
-          <w:sz w:val="21"/>
+          <w:b w:val="0"/>
         </w:rPr>
         <w:t>，在 ima.copilot 知识库「古源尊者开示及上座部佛教资料」中搜索资料标题（各材料"打开方式"行已注明搜索关键词），即可打开对应资源。资料包的全貌（20份文档清单、格式与标注约定、查重与素材边界说明）见同目录《README_资料包说明.md》。</w:t>
       </w:r>
     </w:p>
     <w:p>
       <w:pPr>
-        <w:spacing w:before="40" w:after="80"/>
-        <w:ind w:left="283"/>
-        <w:shd w:val="clear" w:color="auto" w:fill="EEF2F8"/>
+        <w:ind w:left="170"/>
         <w:pBdr>
-          <w:left w:val="single" w:sz="20" w:space="6" w:color="1F3864"/>
+          <w:left w:val="single" w:sz="18" w:space="4" w:color="1F3864"/>
         </w:pBdr>
+        <w:shd w:val="clear" w:fill="F2F5FA"/>
       </w:pPr>
       <w:r>
         <w:rPr>
-          <w:sz w:val="20"/>
+          <w:b w:val="0"/>
         </w:rPr>
         <w:t xml:space="preserve">💡 </w:t>
       </w:r>
       <w:r>
         <w:rPr>
           <w:b/>
-          <w:sz w:val="20"/>
         </w:rPr>
         <w:t>为什么只标注出处、不放置链接？</w:t>
       </w:r>
       <w:r>
         <w:rPr>
-          <w:sz w:val="20"/>
+          <w:b w:val="0"/>
         </w:rPr>
         <w:t xml:space="preserve"> 知识库的临时导出链接会过期（会出现"t info expired"等失效提示），因此本轮资料包不放置临时链接，改为完整标注资源标题与 media_id 及打开方式。共读所需文字已全部内嵌，不影响正常使用。</w:t>
       </w:r>
     </w:p>
     <w:p>
-      <w:pPr>
-        <w:spacing w:before="160" w:after="80"/>
-      </w:pPr>
       <w:r>
         <w:rPr>
-          <w:rFonts w:ascii="Microsoft YaHei" w:hAnsi="Microsoft YaHei" w:eastAsia="Microsoft YaHei"/>
           <w:b/>
           <w:color w:val="1F3864"/>
-          <w:sz w:val="28"/>
+          <w:sz w:val="26"/>
         </w:rPr>
         <w:t>八、回向文（每周结束用）</w:t>
       </w:r>
@@ -2348,63 +2462,67 @@
     <w:p>
       <w:r>
         <w:rPr>
-          <w:sz w:val="21"/>
+          <w:b w:val="0"/>
         </w:rPr>
         <w:t>每周结束时，带领大家一起念：</w:t>
       </w:r>
     </w:p>
     <w:p>
       <w:pPr>
-        <w:spacing w:before="40" w:after="80"/>
-        <w:ind w:left="283"/>
-        <w:shd w:val="clear" w:color="auto" w:fill="EEF2F8"/>
+        <w:ind w:left="170"/>
         <w:pBdr>
-          <w:left w:val="single" w:sz="20" w:space="6" w:color="1F3864"/>
+          <w:left w:val="single" w:sz="18" w:space="4" w:color="1F3864"/>
         </w:pBdr>
+        <w:shd w:val="clear" w:fill="F2F5FA"/>
       </w:pPr>
       <w:r>
         <w:rPr>
           <w:b/>
-          <w:sz w:val="20"/>
         </w:rPr>
         <w:t>愿我此功德，导向诸漏尽！</w:t>
       </w:r>
-      <w:r>
-        <w:rPr>
-          <w:sz w:val="20"/>
-        </w:rPr>
-        <w:t xml:space="preserve"> </w:t>
-      </w:r>
+    </w:p>
+    <w:p>
+      <w:pPr>
+        <w:ind w:left="170"/>
+        <w:pBdr>
+          <w:left w:val="single" w:sz="18" w:space="4" w:color="1F3864"/>
+        </w:pBdr>
+        <w:shd w:val="clear" w:fill="F2F5FA"/>
+      </w:pPr>
       <w:r>
         <w:rPr>
           <w:b/>
-          <w:sz w:val="20"/>
         </w:rPr>
         <w:t>愿我此功德，为证涅槃缘！</w:t>
       </w:r>
-      <w:r>
-        <w:rPr>
-          <w:sz w:val="20"/>
-        </w:rPr>
-        <w:t xml:space="preserve"> </w:t>
-      </w:r>
+    </w:p>
+    <w:p>
+      <w:pPr>
+        <w:ind w:left="170"/>
+        <w:pBdr>
+          <w:left w:val="single" w:sz="18" w:space="4" w:color="1F3864"/>
+        </w:pBdr>
+        <w:shd w:val="clear" w:fill="F2F5FA"/>
+      </w:pPr>
       <w:r>
         <w:rPr>
           <w:b/>
-          <w:sz w:val="20"/>
         </w:rPr>
         <w:t>我此功德分，回向诸有情！</w:t>
       </w:r>
-      <w:r>
-        <w:rPr>
-          <w:sz w:val="20"/>
-        </w:rPr>
-        <w:t xml:space="preserve"> </w:t>
-      </w:r>
+    </w:p>
+    <w:p>
+      <w:pPr>
+        <w:ind w:left="170"/>
+        <w:pBdr>
+          <w:left w:val="single" w:sz="18" w:space="4" w:color="1F3864"/>
+        </w:pBdr>
+        <w:shd w:val="clear" w:fill="F2F5FA"/>
+      </w:pPr>
       <w:r>
         <w:rPr>
           <w:b/>
-          <w:sz w:val="20"/>
         </w:rPr>
         <w:t>愿彼等一切，同得功德分！</w:t>
       </w:r>
@@ -2412,38 +2530,36 @@
     <w:p>
       <w:r>
         <w:rPr>
-          <w:sz w:val="21"/>
+          <w:b w:val="0"/>
         </w:rPr>
         <w:t>（此回向偈出自古源尊者课件通用回向内容）</w:t>
       </w:r>
     </w:p>
     <w:p>
       <w:pPr>
-        <w:spacing w:before="40" w:after="80"/>
-        <w:ind w:left="283"/>
-        <w:shd w:val="clear" w:color="auto" w:fill="EEF2F8"/>
+        <w:ind w:left="170"/>
         <w:pBdr>
-          <w:left w:val="single" w:sz="20" w:space="6" w:color="1F3864"/>
+          <w:left w:val="single" w:sz="18" w:space="4" w:color="1F3864"/>
         </w:pBdr>
+        <w:shd w:val="clear" w:fill="F2F5FA"/>
       </w:pPr>
       <w:r>
         <w:rPr>
-          <w:sz w:val="20"/>
+          <w:b w:val="0"/>
         </w:rPr>
         <w:t xml:space="preserve">📚 </w:t>
       </w:r>
       <w:r>
         <w:rPr>
           <w:b/>
-          <w:sz w:val="20"/>
         </w:rPr>
         <w:t>下一份文档</w:t>
       </w:r>
       <w:r>
         <w:rPr>
-          <w:sz w:val="20"/>
+          <w:b w:val="0"/>
         </w:rPr>
-        <w:t>：`第1周_四护卫禅总论与慈心禅.md`</w:t>
+        <w:t>：第1周_四护卫禅总论与慈心禅.md</w:t>
       </w:r>
     </w:p>
     <w:sectPr>
@@ -2465,7 +2581,11 @@
       <w:pStyle w:val="Footer"/>
       <w:jc w:val="center"/>
     </w:pPr>
-    <w:fldSimple w:instr="PAGE"/>
+    <w:r>
+      <w:fldChar w:fldCharType="begin"/>
+      <w:instrText xml:space="preserve">PAGE</w:instrText>
+      <w:fldChar w:fldCharType="end"/>
+    </w:r>
   </w:p>
 </w:ftr>
 </file>
@@ -2479,10 +2599,10 @@
     </w:pPr>
     <w:r>
       <w:rPr>
-        <w:color w:val="808080"/>
+        <w:color w:val="1F3864"/>
         <w:sz w:val="16"/>
       </w:rPr>
-      <w:t>读书会03·主持人总指南（朗读优化版）</w:t>
+      <w:t>读书会03 · 主持人总指南 · 朗读优化版（4周版）</w:t>
     </w:r>
   </w:p>
 </w:hdr>
@@ -2851,11 +2971,8 @@
     <w:name w:val="Normal"/>
     <w:qFormat/>
     <w:rsid w:val="00FC693F"/>
-    <w:pPr>
-      <w:spacing w:line="324" w:lineRule="auto" w:after="60"/>
-    </w:pPr>
     <w:rPr>
-      <w:rFonts w:ascii="Microsoft YaHei" w:hAnsi="Microsoft YaHei" w:eastAsia="Microsoft YaHei"/>
+      <w:rFonts w:ascii="等线" w:hAnsi="等线" w:eastAsia="宋体"/>
       <w:sz w:val="21"/>
     </w:rPr>
   </w:style>
